--- a/t07_s3.docx
+++ b/t07_s3.docx
@@ -3,2168 +3,1688 @@
 <w:document xmlns:wpc="http://schemas.microsoft.com/office/word/2010/wordprocessingCanvas" xmlns:mo="http://schemas.microsoft.com/office/mac/office/2008/main" xmlns:mc="http://schemas.openxmlformats.org/markup-compatibility/2006" xmlns:mv="urn:schemas-microsoft-com:mac:vml" xmlns:o="urn:schemas-microsoft-com:office:office" xmlns:r="http://schemas.openxmlformats.org/officeDocument/2006/relationships" xmlns:m="http://schemas.openxmlformats.org/officeDocument/2006/math" xmlns:v="urn:schemas-microsoft-com:vml" xmlns:wp14="http://schemas.microsoft.com/office/word/2010/wordprocessingDrawing" xmlns:wp="http://schemas.openxmlformats.org/drawingml/2006/wordprocessingDrawing" xmlns:w10="urn:schemas-microsoft-com:office:word" xmlns:w="http://schemas.openxmlformats.org/wordprocessingml/2006/main" xmlns:w14="http://schemas.microsoft.com/office/word/2010/wordml" xmlns:wpg="http://schemas.microsoft.com/office/word/2010/wordprocessingGroup" xmlns:wpi="http://schemas.microsoft.com/office/word/2010/wordprocessingInk" xmlns:wne="http://schemas.microsoft.com/office/word/2006/wordml" xmlns:wps="http://schemas.microsoft.com/office/word/2010/wordprocessingShape" mc:Ignorable="w14 wp14">
   <w:body>
     <w:p>
-      <w:pPr>
-        <w:spacing w:after="20" w:before="120"/>
-      </w:pPr>
-      <w:r>
-        <w:rPr>
-          <w:b/>
-          <w:sz w:val="22"/>
-        </w:rPr>
-        <w:t>Question: In the tuberculin skin test (Mantoux test), how is the standard substance protein purified derivative (PPD) typically injected into the forearm?</w:t>
-      </w:r>
-    </w:p>
-    <w:p>
-      <w:pPr>
-        <w:spacing w:after="0" w:before="0"/>
-      </w:pPr>
-      <w:r>
-        <w:rPr>
-          <w:b w:val="0"/>
-          <w:sz w:val="22"/>
-        </w:rPr>
-        <w:t>(a) Intravenously</w:t>
-      </w:r>
-    </w:p>
-    <w:p>
-      <w:pPr>
-        <w:spacing w:after="0" w:before="0"/>
-      </w:pPr>
-      <w:r>
-        <w:rPr>
-          <w:b w:val="0"/>
-          <w:sz w:val="22"/>
-        </w:rPr>
-        <w:t>(b) Intramuscularly</w:t>
-      </w:r>
-    </w:p>
-    <w:p>
-      <w:pPr>
-        <w:spacing w:after="0" w:before="0"/>
-      </w:pPr>
-      <w:r>
-        <w:rPr>
-          <w:b w:val="0"/>
-          <w:sz w:val="22"/>
-        </w:rPr>
-        <w:t>(c) Subcutaneously</w:t>
-      </w:r>
-    </w:p>
-    <w:p>
-      <w:pPr>
-        <w:spacing w:after="0" w:before="0"/>
-      </w:pPr>
-      <w:r>
-        <w:rPr>
-          <w:b w:val="0"/>
-          <w:sz w:val="22"/>
-        </w:rPr>
-        <w:t>(d) Intra-dermally</w:t>
-      </w:r>
-    </w:p>
-    <w:p>
-      <w:pPr>
-        <w:spacing w:after="0" w:before="40"/>
-      </w:pPr>
-      <w:r>
-        <w:rPr>
-          <w:b/>
-          <w:sz w:val="22"/>
-        </w:rPr>
-        <w:t>Answer: d</w:t>
-      </w:r>
-    </w:p>
-    <w:p>
-      <w:pPr>
-        <w:spacing w:after="0" w:before="0"/>
-      </w:pPr>
-      <w:r>
-        <w:rPr>
-          <w:b w:val="0"/>
-          <w:sz w:val="21"/>
-        </w:rPr>
-        <w:t>Solution: In the tuberculin skin test (Mantoux test), the standard substance protein purified derivative (PPD) is typically injected intradermally into the forearm, which is the correct answer (b). The PPD is a small amount of fluid containing the antigens derived from Mycobacterium tuberculosis. It is injected just below the surface of the skin, specifically within the layers of the dermis. This allows for the accurate assessment of the immune response to the tuberculosis antigens by observing the presence and size of the resulting induration or swelling at the injection site.</w:t>
-      </w:r>
-    </w:p>
-    <w:p>
-      <w:pPr>
-        <w:spacing w:after="0" w:before="0"/>
-      </w:pPr>
-      <w:r>
-        <w:rPr>
-          <w:b w:val="0"/>
-          <w:sz w:val="20"/>
-        </w:rPr>
-        <w:t>Positive Marks: 1</w:t>
-      </w:r>
-    </w:p>
-    <w:p>
-      <w:pPr>
-        <w:spacing w:after="160" w:before="0"/>
-      </w:pPr>
-      <w:r>
-        <w:rPr>
-          <w:b w:val="0"/>
-          <w:sz w:val="20"/>
-        </w:rPr>
-        <w:t>Negative Marks: 0.25</w:t>
-      </w:r>
-    </w:p>
-    <w:p>
-      <w:pPr>
-        <w:spacing w:after="20" w:before="120"/>
-      </w:pPr>
-      <w:r>
-        <w:rPr>
-          <w:b/>
-          <w:sz w:val="22"/>
-        </w:rPr>
-        <w:t>Question: The assessment of acute malnutrition in childern is</w:t>
-      </w:r>
-    </w:p>
-    <w:p>
-      <w:pPr>
-        <w:spacing w:after="0" w:before="0"/>
-      </w:pPr>
-      <w:r>
-        <w:rPr>
-          <w:b w:val="0"/>
-          <w:sz w:val="22"/>
-        </w:rPr>
-        <w:t>(a) Weight</w:t>
-      </w:r>
-    </w:p>
-    <w:p>
-      <w:pPr>
-        <w:spacing w:after="0" w:before="0"/>
-      </w:pPr>
-      <w:r>
-        <w:rPr>
-          <w:b w:val="0"/>
-          <w:sz w:val="22"/>
-        </w:rPr>
-        <w:t>(b) Height</w:t>
-      </w:r>
-    </w:p>
-    <w:p>
-      <w:pPr>
-        <w:spacing w:after="0" w:before="0"/>
-      </w:pPr>
-      <w:r>
-        <w:rPr>
-          <w:b w:val="0"/>
-          <w:sz w:val="22"/>
-        </w:rPr>
-        <w:t>(c) Weight for Height</w:t>
-      </w:r>
-    </w:p>
-    <w:p>
-      <w:pPr>
-        <w:spacing w:after="0" w:before="0"/>
-      </w:pPr>
-      <w:r>
-        <w:rPr>
-          <w:b w:val="0"/>
-          <w:sz w:val="22"/>
-        </w:rPr>
-        <w:t>(d) BMI</w:t>
-      </w:r>
-    </w:p>
-    <w:p>
-      <w:pPr>
-        <w:spacing w:after="0" w:before="40"/>
-      </w:pPr>
-      <w:r>
-        <w:rPr>
-          <w:b/>
-          <w:sz w:val="22"/>
-        </w:rPr>
-        <w:t>Answer: c</w:t>
-      </w:r>
-    </w:p>
-    <w:p>
-      <w:pPr>
-        <w:spacing w:after="0" w:before="0"/>
-      </w:pPr>
-      <w:r>
-        <w:rPr>
-          <w:b w:val="0"/>
-          <w:sz w:val="21"/>
-        </w:rPr>
-        <w:t>Solution: The assessment of acute malnutrition in children is commonly done using weight for height measurements. Acute malnutrition refers to the rapid onset of nutritional deficiency and is characterized by wasting or a significant decrease in body weight. Weight for height is a commonly used anthropometric index to assess acute malnutrition in children. It compares the child's weight to their height and provides an indication of their nutritional status. Various growth charts, such as the World Health Organization (WHO) growth standards or Centers for Disease Control and Prevention (CDC) growth charts, can be used to determine the appropriate weight-for-height percentile and identify malnourished children who may require intervention.</w:t>
-      </w:r>
-    </w:p>
-    <w:p>
-      <w:pPr>
-        <w:spacing w:after="0" w:before="0"/>
-      </w:pPr>
-      <w:r>
-        <w:rPr>
-          <w:b w:val="0"/>
-          <w:sz w:val="20"/>
-        </w:rPr>
-        <w:t>Positive Marks: 1</w:t>
-      </w:r>
-    </w:p>
-    <w:p>
-      <w:pPr>
-        <w:spacing w:after="160" w:before="0"/>
-      </w:pPr>
-      <w:r>
-        <w:rPr>
-          <w:b w:val="0"/>
-          <w:sz w:val="20"/>
-        </w:rPr>
-        <w:t>Negative Marks: 0.25</w:t>
-      </w:r>
-    </w:p>
-    <w:p>
-      <w:pPr>
-        <w:spacing w:after="20" w:before="120"/>
-      </w:pPr>
-      <w:r>
-        <w:rPr>
-          <w:b/>
-          <w:sz w:val="22"/>
-        </w:rPr>
-        <w:t>Question: The reason for polyurea is best defined as:</w:t>
-      </w:r>
-    </w:p>
-    <w:p>
-      <w:pPr>
-        <w:spacing w:after="0" w:before="0"/>
-      </w:pPr>
-      <w:r>
-        <w:rPr>
-          <w:b w:val="0"/>
-          <w:sz w:val="22"/>
-        </w:rPr>
-        <w:t>(a) Dark colored urine</w:t>
-      </w:r>
-    </w:p>
-    <w:p>
-      <w:pPr>
-        <w:spacing w:after="0" w:before="0"/>
-      </w:pPr>
-      <w:r>
-        <w:rPr>
-          <w:b w:val="0"/>
-          <w:sz w:val="22"/>
-        </w:rPr>
-        <w:t>(b) Lack of urine formation</w:t>
-      </w:r>
-    </w:p>
-    <w:p>
-      <w:pPr>
-        <w:spacing w:after="0" w:before="0"/>
-      </w:pPr>
-      <w:r>
-        <w:rPr>
-          <w:b w:val="0"/>
-          <w:sz w:val="22"/>
-        </w:rPr>
-        <w:t>(c) Diminished ability of the kidneys to concentrate the urine</w:t>
-      </w:r>
-    </w:p>
-    <w:p>
-      <w:pPr>
-        <w:spacing w:after="0" w:before="0"/>
-      </w:pPr>
-      <w:r>
-        <w:rPr>
-          <w:b w:val="0"/>
-          <w:sz w:val="22"/>
-        </w:rPr>
-        <w:t>(d) Passing too much urine at night</w:t>
-      </w:r>
-    </w:p>
-    <w:p>
-      <w:pPr>
-        <w:spacing w:after="0" w:before="40"/>
-      </w:pPr>
-      <w:r>
-        <w:rPr>
-          <w:b/>
-          <w:sz w:val="22"/>
-        </w:rPr>
-        <w:t>Answer: c</w:t>
-      </w:r>
-    </w:p>
-    <w:p>
-      <w:pPr>
-        <w:spacing w:after="0" w:before="0"/>
-      </w:pPr>
-      <w:r>
-        <w:rPr>
-          <w:b w:val="0"/>
-          <w:sz w:val="21"/>
-        </w:rPr>
-        <w:t>Solution: Polyuria is best defined as the diminished ability of the kidneys to concentrate urine, producing excessive urine output.</w:t>
-      </w:r>
-    </w:p>
-    <w:p>
-      <w:pPr>
-        <w:spacing w:after="0" w:before="0"/>
-      </w:pPr>
-      <w:r>
-        <w:rPr>
-          <w:b w:val="0"/>
-          <w:sz w:val="20"/>
-        </w:rPr>
-        <w:t>Positive Marks: 1</w:t>
-      </w:r>
-    </w:p>
-    <w:p>
-      <w:pPr>
-        <w:spacing w:after="160" w:before="0"/>
-      </w:pPr>
-      <w:r>
-        <w:rPr>
-          <w:b w:val="0"/>
-          <w:sz w:val="20"/>
-        </w:rPr>
-        <w:t>Negative Marks: 0.25</w:t>
-      </w:r>
-    </w:p>
-    <w:p>
-      <w:pPr>
-        <w:spacing w:after="20" w:before="120"/>
-      </w:pPr>
-      <w:r>
-        <w:rPr>
-          <w:b/>
-          <w:sz w:val="22"/>
-        </w:rPr>
-        <w:t>Question: What is the contraindication of the Covishield vaccine?</w:t>
-      </w:r>
-    </w:p>
-    <w:p>
-      <w:pPr>
-        <w:spacing w:after="0" w:before="0"/>
-      </w:pPr>
-      <w:r>
-        <w:rPr>
-          <w:b w:val="0"/>
-          <w:sz w:val="22"/>
-        </w:rPr>
-        <w:t>(a) HTN</w:t>
-      </w:r>
-    </w:p>
-    <w:p>
-      <w:pPr>
-        <w:spacing w:after="0" w:before="0"/>
-      </w:pPr>
-      <w:r>
-        <w:rPr>
-          <w:b w:val="0"/>
-          <w:sz w:val="22"/>
-        </w:rPr>
-        <w:t>(b) Foreign body allergy</w:t>
-      </w:r>
-    </w:p>
-    <w:p>
-      <w:pPr>
-        <w:spacing w:after="0" w:before="0"/>
-      </w:pPr>
-      <w:r>
-        <w:rPr>
-          <w:b w:val="0"/>
-          <w:sz w:val="22"/>
-        </w:rPr>
-        <w:t>(c) Pollen allergy</w:t>
-      </w:r>
-    </w:p>
-    <w:p>
-      <w:pPr>
-        <w:spacing w:after="0" w:before="0"/>
-      </w:pPr>
-      <w:r>
-        <w:rPr>
-          <w:b w:val="0"/>
-          <w:sz w:val="22"/>
-        </w:rPr>
-        <w:t>(d) Allergy of 1st dose of</w:t>
-      </w:r>
-    </w:p>
-    <w:p>
-      <w:pPr>
-        <w:spacing w:after="0" w:before="40"/>
-      </w:pPr>
-      <w:r>
-        <w:rPr>
-          <w:b/>
-          <w:sz w:val="22"/>
-        </w:rPr>
-        <w:t>Answer: d</w:t>
-      </w:r>
-    </w:p>
-    <w:p>
-      <w:pPr>
-        <w:spacing w:after="0" w:before="0"/>
-      </w:pPr>
-      <w:r>
-        <w:rPr>
-          <w:b w:val="0"/>
-          <w:sz w:val="21"/>
-        </w:rPr>
-        <w:t>Solution: The contraindication of the Covishield vaccine is allergy to the first dose (option a). Covishield is a COVID-19 vaccine developed by AstraZeneca in collaboration with the University of Oxford. It is based on the adenovirus vector technology and provides protection against the SARS-CoV-2 virus. However, like any vaccine, Covishield has contraindications and precautions. Allergy to the first dose of Covishield is a contraindication, indicating that individuals who have experienced a severe allergic reaction or anaphylaxis to the initial dose should not receive subsequent doses of the vaccine. It is important to follow the specific guidelines and recommendations provided by health authorities regarding vaccine contraindications.</w:t>
-      </w:r>
-    </w:p>
-    <w:p>
-      <w:pPr>
-        <w:spacing w:after="0" w:before="0"/>
-      </w:pPr>
-      <w:r>
-        <w:rPr>
-          <w:b w:val="0"/>
-          <w:sz w:val="20"/>
-        </w:rPr>
-        <w:t>Positive Marks: 1</w:t>
-      </w:r>
-    </w:p>
-    <w:p>
-      <w:pPr>
-        <w:spacing w:after="160" w:before="0"/>
-      </w:pPr>
-      <w:r>
-        <w:rPr>
-          <w:b w:val="0"/>
-          <w:sz w:val="20"/>
-        </w:rPr>
-        <w:t>Negative Marks: 0.25</w:t>
-      </w:r>
-    </w:p>
-    <w:p>
-      <w:pPr>
-        <w:spacing w:after="20" w:before="120"/>
-      </w:pPr>
-      <w:r>
-        <w:rPr>
-          <w:b/>
-          <w:sz w:val="22"/>
-        </w:rPr>
-        <w:t>Question: Which is the nucleus of masseteric reflex:</w:t>
-      </w:r>
-    </w:p>
-    <w:p>
-      <w:pPr>
-        <w:spacing w:after="0" w:before="0"/>
-      </w:pPr>
-      <w:r>
-        <w:rPr>
-          <w:b w:val="0"/>
-          <w:sz w:val="22"/>
-        </w:rPr>
-        <w:t>(a) Spinal nucleus of trigeminal nerve</w:t>
-      </w:r>
-    </w:p>
-    <w:p>
-      <w:pPr>
-        <w:spacing w:after="0" w:before="0"/>
-      </w:pPr>
-      <w:r>
-        <w:rPr>
-          <w:b w:val="0"/>
-          <w:sz w:val="22"/>
-        </w:rPr>
-        <w:t>(b) Superior sensory nucleus of the trigeminal nerve</w:t>
-      </w:r>
-    </w:p>
-    <w:p>
-      <w:pPr>
-        <w:spacing w:after="0" w:before="0"/>
-      </w:pPr>
-      <w:r>
-        <w:rPr>
-          <w:b w:val="0"/>
-          <w:sz w:val="22"/>
-        </w:rPr>
-        <w:t>(c) Mesencephalic nucleus of trigeminal nerve</w:t>
-      </w:r>
-    </w:p>
-    <w:p>
-      <w:pPr>
-        <w:spacing w:after="0" w:before="0"/>
-      </w:pPr>
-      <w:r>
-        <w:rPr>
-          <w:b w:val="0"/>
-          <w:sz w:val="22"/>
-        </w:rPr>
-        <w:t>(d) Dorsal nucleus of vagus nerve</w:t>
-      </w:r>
-    </w:p>
-    <w:p>
-      <w:pPr>
-        <w:spacing w:after="0" w:before="40"/>
-      </w:pPr>
-      <w:r>
-        <w:rPr>
-          <w:b/>
-          <w:sz w:val="22"/>
-        </w:rPr>
-        <w:t>Answer: c</w:t>
-      </w:r>
-    </w:p>
-    <w:p>
-      <w:pPr>
-        <w:spacing w:after="0" w:before="0"/>
-      </w:pPr>
-      <w:r>
-        <w:rPr>
-          <w:b w:val="0"/>
-          <w:sz w:val="21"/>
-        </w:rPr>
-        <w:t>Solution: The mesencephalic nucleus of the trigeminal nerve receives proprioceptive fibres mediating the masseteric (jaw jerk) reflex.</w:t>
-      </w:r>
-    </w:p>
-    <w:p>
-      <w:pPr>
-        <w:spacing w:after="0" w:before="0"/>
-      </w:pPr>
-      <w:r>
-        <w:rPr>
-          <w:b w:val="0"/>
-          <w:sz w:val="20"/>
-        </w:rPr>
-        <w:t>Positive Marks: 1</w:t>
-      </w:r>
-    </w:p>
-    <w:p>
-      <w:pPr>
-        <w:spacing w:after="160" w:before="0"/>
-      </w:pPr>
-      <w:r>
-        <w:rPr>
-          <w:b w:val="0"/>
-          <w:sz w:val="20"/>
-        </w:rPr>
-        <w:t>Negative Marks: 0.25</w:t>
-      </w:r>
-    </w:p>
-    <w:p>
-      <w:pPr>
-        <w:spacing w:after="20" w:before="120"/>
-      </w:pPr>
-      <w:r>
-        <w:rPr>
-          <w:b/>
-          <w:sz w:val="22"/>
-        </w:rPr>
-        <w:t>Question: A child is on chemotherapy. The nurse should teacher the mother about the following; except:</w:t>
-      </w:r>
-    </w:p>
-    <w:p>
-      <w:pPr>
-        <w:spacing w:after="0" w:before="0"/>
-      </w:pPr>
-      <w:r>
-        <w:rPr>
-          <w:b w:val="0"/>
-          <w:sz w:val="22"/>
-        </w:rPr>
-        <w:t>(a) Hand washing</w:t>
-      </w:r>
-    </w:p>
-    <w:p>
-      <w:pPr>
-        <w:spacing w:after="0" w:before="0"/>
-      </w:pPr>
-      <w:r>
-        <w:rPr>
-          <w:b w:val="0"/>
-          <w:sz w:val="22"/>
-        </w:rPr>
-        <w:t>(b) Avoid crowded place</w:t>
-      </w:r>
-    </w:p>
-    <w:p>
-      <w:pPr>
-        <w:spacing w:after="0" w:before="0"/>
-      </w:pPr>
-      <w:r>
-        <w:rPr>
-          <w:b w:val="0"/>
-          <w:sz w:val="22"/>
-        </w:rPr>
-        <w:t>(c) Brush two times</w:t>
-      </w:r>
-    </w:p>
-    <w:p>
-      <w:pPr>
-        <w:spacing w:after="0" w:before="0"/>
-      </w:pPr>
-      <w:r>
-        <w:rPr>
-          <w:b w:val="0"/>
-          <w:sz w:val="22"/>
-        </w:rPr>
-        <w:t>(d) Sitz bath</w:t>
-      </w:r>
-    </w:p>
-    <w:p>
-      <w:pPr>
-        <w:spacing w:after="0" w:before="40"/>
-      </w:pPr>
-      <w:r>
-        <w:rPr>
-          <w:b/>
-          <w:sz w:val="22"/>
-        </w:rPr>
-        <w:t>Answer: d</w:t>
-      </w:r>
-    </w:p>
-    <w:p>
-      <w:pPr>
-        <w:spacing w:after="0" w:before="0"/>
-      </w:pPr>
-      <w:r>
-        <w:rPr>
-          <w:b w:val="0"/>
-          <w:sz w:val="21"/>
-        </w:rPr>
-        <w:t>Solution: The mother is taught hand washing, avoiding crowded places and oral care; a sitz bath is not relevant to chemotherapy care.</w:t>
-      </w:r>
-    </w:p>
-    <w:p>
-      <w:pPr>
-        <w:spacing w:after="0" w:before="0"/>
-      </w:pPr>
-      <w:r>
-        <w:rPr>
-          <w:b w:val="0"/>
-          <w:sz w:val="20"/>
-        </w:rPr>
-        <w:t>Positive Marks: 1</w:t>
-      </w:r>
-    </w:p>
-    <w:p>
-      <w:pPr>
-        <w:spacing w:after="160" w:before="0"/>
-      </w:pPr>
-      <w:r>
-        <w:rPr>
-          <w:b w:val="0"/>
-          <w:sz w:val="20"/>
-        </w:rPr>
-        <w:t>Negative Marks: 0.25</w:t>
-      </w:r>
-    </w:p>
-    <w:p>
-      <w:pPr>
-        <w:spacing w:after="20" w:before="120"/>
-      </w:pPr>
-      <w:r>
-        <w:rPr>
-          <w:b/>
-          <w:sz w:val="22"/>
-        </w:rPr>
-        <w:t>Question: Most heat sensitive vaccine is:</w:t>
-      </w:r>
-    </w:p>
-    <w:p>
-      <w:pPr>
-        <w:spacing w:after="0" w:before="0"/>
-      </w:pPr>
-      <w:r>
-        <w:rPr>
-          <w:b w:val="0"/>
-          <w:sz w:val="22"/>
-        </w:rPr>
-        <w:t>(a) DPT</w:t>
-      </w:r>
-    </w:p>
-    <w:p>
-      <w:pPr>
-        <w:spacing w:after="0" w:before="0"/>
-      </w:pPr>
-      <w:r>
-        <w:rPr>
-          <w:b w:val="0"/>
-          <w:sz w:val="22"/>
-        </w:rPr>
-        <w:t>(b) Hepatitis B</w:t>
-      </w:r>
-    </w:p>
-    <w:p>
-      <w:pPr>
-        <w:spacing w:after="0" w:before="0"/>
-      </w:pPr>
-      <w:r>
-        <w:rPr>
-          <w:b w:val="0"/>
-          <w:sz w:val="22"/>
-        </w:rPr>
-        <w:t>(c) OPV</w:t>
-      </w:r>
-    </w:p>
-    <w:p>
-      <w:pPr>
-        <w:spacing w:after="0" w:before="0"/>
-      </w:pPr>
-      <w:r>
-        <w:rPr>
-          <w:b w:val="0"/>
-          <w:sz w:val="22"/>
-        </w:rPr>
-        <w:t>(d) Measles</w:t>
-      </w:r>
-    </w:p>
-    <w:p>
-      <w:pPr>
-        <w:spacing w:after="0" w:before="40"/>
-      </w:pPr>
-      <w:r>
-        <w:rPr>
-          <w:b/>
-          <w:sz w:val="22"/>
-        </w:rPr>
-        <w:t>Answer: c</w:t>
-      </w:r>
-    </w:p>
-    <w:p>
-      <w:pPr>
-        <w:spacing w:after="0" w:before="0"/>
-      </w:pPr>
-      <w:r>
-        <w:rPr>
-          <w:b w:val="0"/>
-          <w:sz w:val="21"/>
-        </w:rPr>
-        <w:t>Solution: OPV (oral polio vaccine) is the most heat-sensitive vaccine and must be stored at -20°C.</w:t>
-      </w:r>
-    </w:p>
-    <w:p>
-      <w:pPr>
-        <w:spacing w:after="0" w:before="0"/>
-      </w:pPr>
-      <w:r>
-        <w:rPr>
-          <w:b w:val="0"/>
-          <w:sz w:val="20"/>
-        </w:rPr>
-        <w:t>Positive Marks: 1</w:t>
-      </w:r>
-    </w:p>
-    <w:p>
-      <w:pPr>
-        <w:spacing w:after="160" w:before="0"/>
-      </w:pPr>
-      <w:r>
-        <w:rPr>
-          <w:b w:val="0"/>
-          <w:sz w:val="20"/>
-        </w:rPr>
-        <w:t>Negative Marks: 0.25</w:t>
-      </w:r>
-    </w:p>
-    <w:p>
-      <w:pPr>
-        <w:spacing w:after="20" w:before="120"/>
-      </w:pPr>
-      <w:r>
-        <w:rPr>
-          <w:b/>
-          <w:sz w:val="22"/>
-        </w:rPr>
-        <w:t>Question: A client receives oxygen at 4 L/min by nasal cannula. What approximate fraction of inspired oxygen (FiO2) is delivered?</w:t>
-      </w:r>
-    </w:p>
-    <w:p>
-      <w:pPr>
-        <w:spacing w:after="0" w:before="0"/>
-      </w:pPr>
-      <w:r>
-        <w:rPr>
-          <w:b w:val="0"/>
-          <w:sz w:val="22"/>
-        </w:rPr>
-        <w:t>(a) 24%</w:t>
-      </w:r>
-    </w:p>
-    <w:p>
-      <w:pPr>
-        <w:spacing w:after="0" w:before="0"/>
-      </w:pPr>
-      <w:r>
-        <w:rPr>
-          <w:b w:val="0"/>
-          <w:sz w:val="22"/>
-        </w:rPr>
-        <w:t>(b) 36%</w:t>
-      </w:r>
-    </w:p>
-    <w:p>
-      <w:pPr>
-        <w:spacing w:after="0" w:before="0"/>
-      </w:pPr>
-      <w:r>
-        <w:rPr>
-          <w:b w:val="0"/>
-          <w:sz w:val="22"/>
-        </w:rPr>
-        <w:t>(c) 50%</w:t>
-      </w:r>
-    </w:p>
-    <w:p>
-      <w:pPr>
-        <w:spacing w:after="0" w:before="0"/>
-      </w:pPr>
-      <w:r>
-        <w:rPr>
-          <w:b w:val="0"/>
-          <w:sz w:val="22"/>
-        </w:rPr>
-        <w:t>(d) 44%</w:t>
-      </w:r>
-    </w:p>
-    <w:p>
-      <w:pPr>
-        <w:spacing w:after="0" w:before="40"/>
-      </w:pPr>
-      <w:r>
-        <w:rPr>
-          <w:b/>
-          <w:sz w:val="22"/>
-        </w:rPr>
-        <w:t>Answer: b</w:t>
-      </w:r>
-    </w:p>
-    <w:p>
-      <w:pPr>
-        <w:spacing w:after="0" w:before="0"/>
-      </w:pPr>
-      <w:r>
-        <w:rPr>
-          <w:b w:val="0"/>
-          <w:sz w:val="21"/>
-        </w:rPr>
-        <w:t>Solution: With a nasal cannula each liter per minute adds about 4% to room air (21%): 21 + (4 × 4) = 37% (approximately 36%).</w:t>
-      </w:r>
-    </w:p>
-    <w:p>
-      <w:pPr>
-        <w:spacing w:after="0" w:before="0"/>
-      </w:pPr>
-      <w:r>
-        <w:rPr>
-          <w:b w:val="0"/>
-          <w:sz w:val="20"/>
-        </w:rPr>
-        <w:t>Positive Marks: 1</w:t>
-      </w:r>
-    </w:p>
-    <w:p>
-      <w:pPr>
-        <w:spacing w:after="160" w:before="0"/>
-      </w:pPr>
-      <w:r>
-        <w:rPr>
-          <w:b w:val="0"/>
-          <w:sz w:val="20"/>
-        </w:rPr>
-        <w:t>Negative Marks: 0.25</w:t>
-      </w:r>
-    </w:p>
-    <w:p>
-      <w:pPr>
-        <w:spacing w:after="20" w:before="120"/>
-      </w:pPr>
-      <w:r>
-        <w:rPr>
-          <w:b/>
-          <w:sz w:val="22"/>
-        </w:rPr>
-        <w:t>Question: In modern childhood immunization, one component of the DPT vaccine has been removed due to a high occurrence of side effects. Which component is it?</w:t>
-      </w:r>
-    </w:p>
-    <w:p>
-      <w:pPr>
-        <w:spacing w:after="0" w:before="0"/>
-      </w:pPr>
-      <w:r>
-        <w:rPr>
-          <w:b w:val="0"/>
-          <w:sz w:val="22"/>
-        </w:rPr>
-        <w:t>(a) Tetanus</w:t>
-      </w:r>
-    </w:p>
-    <w:p>
-      <w:pPr>
-        <w:spacing w:after="0" w:before="0"/>
-      </w:pPr>
-      <w:r>
-        <w:rPr>
-          <w:b w:val="0"/>
-          <w:sz w:val="22"/>
-        </w:rPr>
-        <w:t>(b) Diphtheria</w:t>
-      </w:r>
-    </w:p>
-    <w:p>
-      <w:pPr>
-        <w:spacing w:after="0" w:before="0"/>
-      </w:pPr>
-      <w:r>
-        <w:rPr>
-          <w:b w:val="0"/>
-          <w:sz w:val="22"/>
-        </w:rPr>
-        <w:t>(c) Pertussis</w:t>
-      </w:r>
-    </w:p>
-    <w:p>
-      <w:pPr>
-        <w:spacing w:after="0" w:before="0"/>
-      </w:pPr>
-      <w:r>
-        <w:rPr>
-          <w:b w:val="0"/>
-          <w:sz w:val="22"/>
-        </w:rPr>
-        <w:t>(d) All of the above</w:t>
-      </w:r>
-    </w:p>
-    <w:p>
-      <w:pPr>
-        <w:spacing w:after="0" w:before="40"/>
-      </w:pPr>
-      <w:r>
-        <w:rPr>
-          <w:b/>
-          <w:sz w:val="22"/>
-        </w:rPr>
-        <w:t>Answer: c</w:t>
-      </w:r>
-    </w:p>
-    <w:p>
-      <w:pPr>
-        <w:spacing w:after="0" w:before="0"/>
-      </w:pPr>
-      <w:r>
-        <w:rPr>
-          <w:b w:val="0"/>
-          <w:sz w:val="21"/>
-        </w:rPr>
-        <w:t>Solution: In modern childhood immunization, the component of the DPT vaccine that has been removed due to a high occurrence of side effects is pertussis (whooping cough). The original DPT vaccine contained three components: diphtheria toxoid, tetanus toxoid, and whole-cell pertussis vaccine. However, due to concerns about side effects associated with the whole-cell pertussis vaccine, an acellular pertussis vaccine was developed. The acellular pertussis vaccine contains purified components of the pertussis bacterium, which significantly reduces the risk of side effects while still providing protection against whooping cough. This change in the vaccine formulation has contributed to improved safety and acceptability of the DPT vaccine.</w:t>
-      </w:r>
-    </w:p>
-    <w:p>
-      <w:pPr>
-        <w:spacing w:after="0" w:before="0"/>
-      </w:pPr>
-      <w:r>
-        <w:rPr>
-          <w:b w:val="0"/>
-          <w:sz w:val="20"/>
-        </w:rPr>
-        <w:t>Positive Marks: 1</w:t>
-      </w:r>
-    </w:p>
-    <w:p>
-      <w:pPr>
-        <w:spacing w:after="160" w:before="0"/>
-      </w:pPr>
-      <w:r>
-        <w:rPr>
-          <w:b w:val="0"/>
-          <w:sz w:val="20"/>
-        </w:rPr>
-        <w:t>Negative Marks: 0.25</w:t>
-      </w:r>
-    </w:p>
-    <w:p>
-      <w:pPr>
-        <w:spacing w:after="20" w:before="120"/>
-      </w:pPr>
-      <w:r>
-        <w:rPr>
-          <w:b/>
-          <w:sz w:val="22"/>
-        </w:rPr>
-        <w:t>Question: The vaccine that (arms blister and leaves permanen scar in babies Is:</w:t>
-      </w:r>
-    </w:p>
-    <w:p>
-      <w:pPr>
-        <w:spacing w:after="0" w:before="0"/>
-      </w:pPr>
-      <w:r>
-        <w:rPr>
-          <w:b w:val="0"/>
-          <w:sz w:val="22"/>
-        </w:rPr>
-        <w:t>(a) Pentavalent</w:t>
-      </w:r>
-    </w:p>
-    <w:p>
-      <w:pPr>
-        <w:spacing w:after="0" w:before="0"/>
-      </w:pPr>
-      <w:r>
-        <w:rPr>
-          <w:b w:val="0"/>
-          <w:sz w:val="22"/>
-        </w:rPr>
-        <w:t>(b) BCG</w:t>
-      </w:r>
-    </w:p>
-    <w:p>
-      <w:pPr>
-        <w:spacing w:after="0" w:before="0"/>
-      </w:pPr>
-      <w:r>
-        <w:rPr>
-          <w:b w:val="0"/>
-          <w:sz w:val="22"/>
-        </w:rPr>
-        <w:t>(c) Meade.</w:t>
-      </w:r>
-    </w:p>
-    <w:p>
-      <w:pPr>
-        <w:spacing w:after="0" w:before="0"/>
-      </w:pPr>
-      <w:r>
-        <w:rPr>
-          <w:b w:val="0"/>
-          <w:sz w:val="22"/>
-        </w:rPr>
-        <w:t>(d) DPT</w:t>
-      </w:r>
-    </w:p>
-    <w:p>
-      <w:pPr>
-        <w:spacing w:after="0" w:before="40"/>
-      </w:pPr>
-      <w:r>
-        <w:rPr>
-          <w:b/>
-          <w:sz w:val="22"/>
-        </w:rPr>
-        <w:t>Answer: b</w:t>
-      </w:r>
-    </w:p>
-    <w:p>
-      <w:pPr>
-        <w:spacing w:after="0" w:before="0"/>
-      </w:pPr>
-      <w:r>
-        <w:rPr>
-          <w:b w:val="0"/>
-          <w:sz w:val="21"/>
-        </w:rPr>
-        <w:t>Solution: The vaccine that can cause blistering and leave a permanent scar in babies is the BCG vaccine. The Bacillus Calmette-Gu°rin (BCG) vaccine is administered to protect against tuberculosis (TB). After receiving the BCG vaccine, a localized skin reaction typically occurs at the injection site. This reaction can include the formation of a small blister, which eventually scabs over and heals. In some cases, a small scar may remain at the injection site, although it does not cause any functional impairment. The BCG vaccine is commonly given to infants in areas where TB is prevalent.</w:t>
-      </w:r>
-    </w:p>
-    <w:p>
-      <w:pPr>
-        <w:spacing w:after="0" w:before="0"/>
-      </w:pPr>
-      <w:r>
-        <w:rPr>
-          <w:b w:val="0"/>
-          <w:sz w:val="20"/>
-        </w:rPr>
-        <w:t>Positive Marks: 1</w:t>
-      </w:r>
-    </w:p>
-    <w:p>
-      <w:pPr>
-        <w:spacing w:after="160" w:before="0"/>
-      </w:pPr>
-      <w:r>
-        <w:rPr>
-          <w:b w:val="0"/>
-          <w:sz w:val="20"/>
-        </w:rPr>
-        <w:t>Negative Marks: 0.25</w:t>
-      </w:r>
-    </w:p>
-    <w:p>
-      <w:pPr>
-        <w:spacing w:after="20" w:before="120"/>
-      </w:pPr>
-      <w:r>
-        <w:rPr>
-          <w:b/>
-          <w:sz w:val="22"/>
-        </w:rPr>
-        <w:t>Question: Which vaccine can be frozen during storage?</w:t>
-      </w:r>
-    </w:p>
-    <w:p>
-      <w:pPr>
-        <w:spacing w:after="0" w:before="0"/>
-      </w:pPr>
-      <w:r>
-        <w:rPr>
-          <w:b w:val="0"/>
-          <w:sz w:val="22"/>
-        </w:rPr>
-        <w:t>(a) Polio (OPV)</w:t>
-      </w:r>
-    </w:p>
-    <w:p>
-      <w:pPr>
-        <w:spacing w:after="0" w:before="0"/>
-      </w:pPr>
-      <w:r>
-        <w:rPr>
-          <w:b w:val="0"/>
-          <w:sz w:val="22"/>
-        </w:rPr>
-        <w:t>(b) DPT / DT</w:t>
-      </w:r>
-    </w:p>
-    <w:p>
-      <w:pPr>
-        <w:spacing w:after="0" w:before="0"/>
-      </w:pPr>
-      <w:r>
-        <w:rPr>
-          <w:b w:val="0"/>
-          <w:sz w:val="22"/>
-        </w:rPr>
-        <w:t>(c) MMR</w:t>
-      </w:r>
-    </w:p>
-    <w:p>
-      <w:pPr>
-        <w:spacing w:after="0" w:before="0"/>
-      </w:pPr>
-      <w:r>
-        <w:rPr>
-          <w:b w:val="0"/>
-          <w:sz w:val="22"/>
-        </w:rPr>
-        <w:t>(d) BCG</w:t>
-      </w:r>
-    </w:p>
-    <w:p>
-      <w:pPr>
-        <w:spacing w:after="0" w:before="40"/>
-      </w:pPr>
-      <w:r>
-        <w:rPr>
-          <w:b/>
-          <w:sz w:val="22"/>
-        </w:rPr>
-        <w:t>Answer: c</w:t>
-      </w:r>
-    </w:p>
-    <w:p>
-      <w:pPr>
-        <w:spacing w:after="0" w:before="0"/>
-      </w:pPr>
-      <w:r>
-        <w:rPr>
-          <w:b w:val="0"/>
-          <w:sz w:val="21"/>
-        </w:rPr>
-        <w:t>Solution: Freeze-dried (lyophilized) vaccines like MMR and Measles can be stored in frozen state (-20°C). Liquid vaccines containing adjuvants (DPT, TT, Hepatitis B) must never be frozen.</w:t>
-      </w:r>
-    </w:p>
-    <w:p>
-      <w:pPr>
-        <w:spacing w:after="0" w:before="0"/>
-      </w:pPr>
-      <w:r>
-        <w:rPr>
-          <w:b w:val="0"/>
-          <w:sz w:val="20"/>
-        </w:rPr>
-        <w:t>Positive Marks: 1</w:t>
-      </w:r>
-    </w:p>
-    <w:p>
-      <w:pPr>
-        <w:spacing w:after="160" w:before="0"/>
-      </w:pPr>
-      <w:r>
-        <w:rPr>
-          <w:b w:val="0"/>
-          <w:sz w:val="20"/>
-        </w:rPr>
-        <w:t>Negative Marks: 0.25</w:t>
-      </w:r>
-    </w:p>
-    <w:p>
-      <w:pPr>
-        <w:spacing w:after="20" w:before="120"/>
-      </w:pPr>
-      <w:r>
-        <w:rPr>
-          <w:b/>
-          <w:sz w:val="22"/>
-        </w:rPr>
-        <w:t>Question: A child who has type 1 diabetes mellitus admitted in the hospital, a nurse gave him broccoli vegetable to eat but the children refused to eat and requesting to the nurse add the corn in their diet then what should nurse`s response? COVID-19 - disinfectanl , microbiolog C ( Nutrition]</w:t>
-      </w:r>
-    </w:p>
-    <w:p>
-      <w:pPr>
-        <w:spacing w:after="0" w:before="0"/>
-      </w:pPr>
-      <w:r>
-        <w:rPr>
-          <w:b w:val="0"/>
-          <w:sz w:val="22"/>
-        </w:rPr>
-        <w:t>(a) Impose the force to eating broccoli</w:t>
-      </w:r>
-    </w:p>
-    <w:p>
-      <w:pPr>
-        <w:spacing w:after="0" w:before="0"/>
-      </w:pPr>
-      <w:r>
-        <w:rPr>
-          <w:b w:val="0"/>
-          <w:sz w:val="22"/>
-        </w:rPr>
-        <w:t>(b) Vegetable can exchange with vegetable only</w:t>
-      </w:r>
-    </w:p>
-    <w:p>
-      <w:pPr>
-        <w:spacing w:after="0" w:before="0"/>
-      </w:pPr>
-      <w:r>
-        <w:rPr>
-          <w:b w:val="0"/>
-          <w:sz w:val="22"/>
-        </w:rPr>
-        <w:t>(c) Assure the child that tomorrow will add a new thing</w:t>
-      </w:r>
-    </w:p>
-    <w:p>
-      <w:pPr>
-        <w:spacing w:after="0" w:before="0"/>
-      </w:pPr>
-      <w:r>
-        <w:rPr>
-          <w:b w:val="0"/>
-          <w:sz w:val="22"/>
-        </w:rPr>
-        <w:t>(d) No exchange of vegetable permitted</w:t>
-      </w:r>
-    </w:p>
-    <w:p>
-      <w:pPr>
-        <w:spacing w:after="0" w:before="40"/>
-      </w:pPr>
-      <w:r>
-        <w:rPr>
-          <w:b/>
-          <w:sz w:val="22"/>
-        </w:rPr>
-        <w:t>Answer: b</w:t>
-      </w:r>
-    </w:p>
-    <w:p>
-      <w:pPr>
-        <w:spacing w:after="0" w:before="0"/>
-      </w:pPr>
-      <w:r>
-        <w:rPr>
-          <w:b w:val="0"/>
-          <w:sz w:val="21"/>
-        </w:rPr>
-        <w:t>Solution: In a situation where a child with type 1 diabetes mellitus refuses to eat a recommended vegetable, the nurse should offer to exchange the vegetable with another vegetable, but not with non-vegetable options. According to the American Diabetes Association (ADA), meal planning for children with diabetes should include a variety of healthy foods, including vegetables, with a focus on controlling carbohydrate intake to maintain optimal blood glucose levels. However, the ADA also recognizes that it is important to work with children and their families to individualize meal plans to meet their needs and preferences while still achieving glycemic targets. (ADA, 2021)</w:t>
-      </w:r>
-    </w:p>
-    <w:p>
-      <w:pPr>
-        <w:spacing w:after="0" w:before="0"/>
-      </w:pPr>
-      <w:r>
-        <w:rPr>
-          <w:b w:val="0"/>
-          <w:sz w:val="20"/>
-        </w:rPr>
-        <w:t>Positive Marks: 1</w:t>
-      </w:r>
-    </w:p>
-    <w:p>
-      <w:pPr>
-        <w:spacing w:after="160" w:before="0"/>
-      </w:pPr>
-      <w:r>
-        <w:rPr>
-          <w:b w:val="0"/>
-          <w:sz w:val="20"/>
-        </w:rPr>
-        <w:t>Negative Marks: 0.25</w:t>
-      </w:r>
-    </w:p>
-    <w:p>
-      <w:pPr>
-        <w:spacing w:after="20" w:before="120"/>
-      </w:pPr>
-      <w:r>
-        <w:rPr>
-          <w:b/>
-          <w:sz w:val="22"/>
-        </w:rPr>
-        <w:t>Question: In Addison's disease, the nurse should observe the patient for:</w:t>
-      </w:r>
-    </w:p>
-    <w:p>
-      <w:pPr>
-        <w:spacing w:after="0" w:before="0"/>
-      </w:pPr>
-      <w:r>
-        <w:rPr>
-          <w:b w:val="0"/>
-          <w:sz w:val="22"/>
-        </w:rPr>
-        <w:t>(a) Hypertension and oedema</w:t>
-      </w:r>
-    </w:p>
-    <w:p>
-      <w:pPr>
-        <w:spacing w:after="0" w:before="0"/>
-      </w:pPr>
-      <w:r>
-        <w:rPr>
-          <w:b w:val="0"/>
-          <w:sz w:val="22"/>
-        </w:rPr>
-        <w:t>(b) Hypotension and hyperpigmentation</w:t>
-      </w:r>
-    </w:p>
-    <w:p>
-      <w:pPr>
-        <w:spacing w:after="0" w:before="0"/>
-      </w:pPr>
-      <w:r>
-        <w:rPr>
-          <w:b w:val="0"/>
-          <w:sz w:val="22"/>
-        </w:rPr>
-        <w:t>(c) Weight gain and moon face</w:t>
-      </w:r>
-    </w:p>
-    <w:p>
-      <w:pPr>
-        <w:spacing w:after="0" w:before="0"/>
-      </w:pPr>
-      <w:r>
-        <w:rPr>
-          <w:b w:val="0"/>
-          <w:sz w:val="22"/>
-        </w:rPr>
-        <w:t>(d) Hyperthermia and polyuria</w:t>
-      </w:r>
-    </w:p>
-    <w:p>
-      <w:pPr>
-        <w:spacing w:after="0" w:before="40"/>
-      </w:pPr>
-      <w:r>
-        <w:rPr>
-          <w:b/>
-          <w:sz w:val="22"/>
-        </w:rPr>
-        <w:t>Answer: b</w:t>
-      </w:r>
-    </w:p>
-    <w:p>
-      <w:pPr>
-        <w:spacing w:after="0" w:before="0"/>
-      </w:pPr>
-      <w:r>
-        <w:rPr>
-          <w:b w:val="0"/>
-          <w:sz w:val="21"/>
-        </w:rPr>
-        <w:t>Solution: Addison's disease causes hypotension, fatigue, hyperpigmentation and hyponatremia.</w:t>
-      </w:r>
-    </w:p>
-    <w:p>
-      <w:pPr>
-        <w:spacing w:after="0" w:before="0"/>
-      </w:pPr>
-      <w:r>
-        <w:rPr>
-          <w:b w:val="0"/>
-          <w:sz w:val="20"/>
-        </w:rPr>
-        <w:t>Positive Marks: 1</w:t>
-      </w:r>
-    </w:p>
-    <w:p>
-      <w:pPr>
-        <w:spacing w:after="160" w:before="0"/>
-      </w:pPr>
-      <w:r>
-        <w:rPr>
-          <w:b w:val="0"/>
-          <w:sz w:val="20"/>
-        </w:rPr>
-        <w:t>Negative Marks: 0.25</w:t>
-      </w:r>
-    </w:p>
-    <w:p>
-      <w:pPr>
-        <w:spacing w:after="20" w:before="120"/>
-      </w:pPr>
-      <w:r>
-        <w:rPr>
-          <w:b/>
-          <w:sz w:val="22"/>
-        </w:rPr>
-        <w:t>Question: A nurse uses DPT vaccine and found that vial has granules. What is the next nursing action?</w:t>
-      </w:r>
-    </w:p>
-    <w:p>
-      <w:pPr>
-        <w:spacing w:after="0" w:before="0"/>
-      </w:pPr>
-      <w:r>
-        <w:rPr>
-          <w:b w:val="0"/>
-          <w:sz w:val="22"/>
-        </w:rPr>
-        <w:t>(a) Discard the vial</w:t>
-      </w:r>
-    </w:p>
-    <w:p>
-      <w:pPr>
-        <w:spacing w:after="0" w:before="0"/>
-      </w:pPr>
-      <w:r>
-        <w:rPr>
-          <w:b w:val="0"/>
-          <w:sz w:val="22"/>
-        </w:rPr>
-        <w:t>(b) Check after 15 min</w:t>
-      </w:r>
-    </w:p>
-    <w:p>
-      <w:pPr>
-        <w:spacing w:after="0" w:before="0"/>
-      </w:pPr>
-      <w:r>
-        <w:rPr>
-          <w:b w:val="0"/>
-          <w:sz w:val="22"/>
-        </w:rPr>
-        <w:t>(c) Keep using the vial</w:t>
-      </w:r>
-    </w:p>
-    <w:p>
-      <w:pPr>
-        <w:spacing w:after="0" w:before="0"/>
-      </w:pPr>
-      <w:r>
-        <w:rPr>
-          <w:b w:val="0"/>
-          <w:sz w:val="22"/>
-        </w:rPr>
-        <w:t>(d) Shake vigorously</w:t>
-      </w:r>
-    </w:p>
-    <w:p>
-      <w:pPr>
-        <w:spacing w:after="0" w:before="40"/>
-      </w:pPr>
-      <w:r>
-        <w:rPr>
-          <w:b/>
-          <w:sz w:val="22"/>
-        </w:rPr>
-        <w:t>Answer: a</w:t>
-      </w:r>
-    </w:p>
-    <w:p>
-      <w:pPr>
-        <w:spacing w:after="0" w:before="0"/>
-      </w:pPr>
-      <w:r>
-        <w:rPr>
-          <w:b w:val="0"/>
-          <w:sz w:val="21"/>
-        </w:rPr>
-        <w:t>Solution: A DPT vial showing granules has lost potency and must be discarded.</w:t>
-      </w:r>
-    </w:p>
-    <w:p>
-      <w:pPr>
-        <w:spacing w:after="0" w:before="0"/>
-      </w:pPr>
-      <w:r>
-        <w:rPr>
-          <w:b w:val="0"/>
-          <w:sz w:val="20"/>
-        </w:rPr>
-        <w:t>Positive Marks: 1</w:t>
-      </w:r>
-    </w:p>
-    <w:p>
-      <w:pPr>
-        <w:spacing w:after="160" w:before="0"/>
-      </w:pPr>
-      <w:r>
-        <w:rPr>
-          <w:b w:val="0"/>
-          <w:sz w:val="20"/>
-        </w:rPr>
-        <w:t>Negative Marks: 0.25</w:t>
-      </w:r>
-    </w:p>
-    <w:p>
-      <w:pPr>
-        <w:spacing w:after="20" w:before="120"/>
-      </w:pPr>
-      <w:r>
-        <w:rPr>
-          <w:b/>
-          <w:sz w:val="22"/>
-        </w:rPr>
-        <w:t>Question: Best described the asepsis of any surgical instrument?</w:t>
-      </w:r>
-    </w:p>
-    <w:p>
-      <w:pPr>
-        <w:spacing w:after="0" w:before="0"/>
-      </w:pPr>
-      <w:r>
-        <w:rPr>
-          <w:b w:val="0"/>
-          <w:sz w:val="22"/>
-        </w:rPr>
-        <w:t>(a) Mopping</w:t>
-      </w:r>
-    </w:p>
-    <w:p>
-      <w:pPr>
-        <w:spacing w:after="0" w:before="0"/>
-      </w:pPr>
-      <w:r>
-        <w:rPr>
-          <w:b w:val="0"/>
-          <w:sz w:val="22"/>
-        </w:rPr>
-        <w:t>(b) Scrubbing</w:t>
-      </w:r>
-    </w:p>
-    <w:p>
-      <w:pPr>
-        <w:spacing w:after="0" w:before="0"/>
-      </w:pPr>
-      <w:r>
-        <w:rPr>
-          <w:b w:val="0"/>
-          <w:sz w:val="22"/>
-        </w:rPr>
-        <w:t>(c) Sterilization</w:t>
-      </w:r>
-    </w:p>
-    <w:p>
-      <w:pPr>
-        <w:spacing w:after="0" w:before="0"/>
-      </w:pPr>
-      <w:r>
-        <w:rPr>
-          <w:b w:val="0"/>
-          <w:sz w:val="22"/>
-        </w:rPr>
-        <w:t>(d) Disinfection</w:t>
-      </w:r>
-    </w:p>
-    <w:p>
-      <w:pPr>
-        <w:spacing w:after="0" w:before="40"/>
-      </w:pPr>
-      <w:r>
-        <w:rPr>
-          <w:b/>
-          <w:sz w:val="22"/>
-        </w:rPr>
-        <w:t>Answer: c</w:t>
-      </w:r>
-    </w:p>
-    <w:p>
-      <w:pPr>
-        <w:spacing w:after="0" w:before="0"/>
-      </w:pPr>
-      <w:r>
-        <w:rPr>
-          <w:b w:val="0"/>
-          <w:sz w:val="21"/>
-        </w:rPr>
-        <w:t>Solution: The complete elimination of all microorganisms, including spores, is the best description of the term sterilization. Sterilization is the process of killing or removing all microorganisms, including bacteria, viruses, fungi, and spores. Sterilization can be achieved by various physical and chemical methods, such as heat, radiation, and chemical disinfectants.</w:t>
-      </w:r>
-    </w:p>
-    <w:p>
-      <w:pPr>
-        <w:spacing w:after="0" w:before="0"/>
-      </w:pPr>
-      <w:r>
-        <w:rPr>
-          <w:b w:val="0"/>
-          <w:sz w:val="20"/>
-        </w:rPr>
-        <w:t>Positive Marks: 1</w:t>
-      </w:r>
-    </w:p>
-    <w:p>
-      <w:pPr>
-        <w:spacing w:after="160" w:before="0"/>
-      </w:pPr>
-      <w:r>
-        <w:rPr>
-          <w:b w:val="0"/>
-          <w:sz w:val="20"/>
-        </w:rPr>
-        <w:t>Negative Marks: 0.25</w:t>
-      </w:r>
-    </w:p>
-    <w:p>
-      <w:pPr>
-        <w:spacing w:after="20" w:before="120"/>
-      </w:pPr>
-      <w:r>
-        <w:rPr>
-          <w:b/>
-          <w:sz w:val="22"/>
-        </w:rPr>
-        <w:t>Question: The Hable test is used to assess the potency of which vaccine?</w:t>
-      </w:r>
-    </w:p>
-    <w:p>
-      <w:pPr>
-        <w:spacing w:after="0" w:before="0"/>
-      </w:pPr>
-      <w:r>
-        <w:rPr>
-          <w:b w:val="0"/>
-          <w:sz w:val="22"/>
-        </w:rPr>
-        <w:t>(a) OPV</w:t>
-      </w:r>
-    </w:p>
-    <w:p>
-      <w:pPr>
-        <w:spacing w:after="0" w:before="0"/>
-      </w:pPr>
-      <w:r>
-        <w:rPr>
-          <w:b w:val="0"/>
-          <w:sz w:val="22"/>
-        </w:rPr>
-        <w:t>(b) DPT</w:t>
-      </w:r>
-    </w:p>
-    <w:p>
-      <w:pPr>
-        <w:spacing w:after="0" w:before="0"/>
-      </w:pPr>
-      <w:r>
-        <w:rPr>
-          <w:b w:val="0"/>
-          <w:sz w:val="22"/>
-        </w:rPr>
-        <w:t>(c) Measles</w:t>
-      </w:r>
-    </w:p>
-    <w:p>
-      <w:pPr>
-        <w:spacing w:after="0" w:before="0"/>
-      </w:pPr>
-      <w:r>
-        <w:rPr>
-          <w:b w:val="0"/>
-          <w:sz w:val="22"/>
-        </w:rPr>
-        <w:t>(d) BCG</w:t>
-      </w:r>
-    </w:p>
-    <w:p>
-      <w:pPr>
-        <w:spacing w:after="0" w:before="40"/>
-      </w:pPr>
-      <w:r>
-        <w:rPr>
-          <w:b/>
-          <w:sz w:val="22"/>
-        </w:rPr>
-        <w:t>Answer: d</w:t>
-      </w:r>
-    </w:p>
-    <w:p>
-      <w:pPr>
-        <w:spacing w:after="0" w:before="0"/>
-      </w:pPr>
-      <w:r>
-        <w:rPr>
-          <w:b w:val="0"/>
-          <w:sz w:val="21"/>
-        </w:rPr>
-        <w:t>Solution: The Hable (and modified Hable) test assesses the potency of BCG vaccine by counting viable bacilli; the shake test checks freeze-dried vaccine potency after reconstitution.</w:t>
-      </w:r>
-    </w:p>
-    <w:p>
-      <w:pPr>
-        <w:spacing w:after="0" w:before="0"/>
-      </w:pPr>
-      <w:r>
-        <w:rPr>
-          <w:b w:val="0"/>
-          <w:sz w:val="20"/>
-        </w:rPr>
-        <w:t>Positive Marks: 1</w:t>
-      </w:r>
-    </w:p>
-    <w:p>
-      <w:pPr>
-        <w:spacing w:after="160" w:before="0"/>
-      </w:pPr>
-      <w:r>
-        <w:rPr>
-          <w:b w:val="0"/>
-          <w:sz w:val="20"/>
-        </w:rPr>
-        <w:t>Negative Marks: 0.25</w:t>
-      </w:r>
-    </w:p>
-    <w:p>
-      <w:pPr>
-        <w:spacing w:after="20" w:before="120"/>
-      </w:pPr>
-      <w:r>
-        <w:rPr>
-          <w:b/>
-          <w:sz w:val="22"/>
-        </w:rPr>
-        <w:t>Question: The first step in the nursing process is:</w:t>
-      </w:r>
-    </w:p>
-    <w:p>
-      <w:pPr>
-        <w:spacing w:after="0" w:before="0"/>
-      </w:pPr>
-      <w:r>
-        <w:rPr>
-          <w:b w:val="0"/>
-          <w:sz w:val="22"/>
-        </w:rPr>
-        <w:t>(a) Evaluation</w:t>
-      </w:r>
-    </w:p>
-    <w:p>
-      <w:pPr>
-        <w:spacing w:after="0" w:before="0"/>
-      </w:pPr>
-      <w:r>
-        <w:rPr>
-          <w:b w:val="0"/>
-          <w:sz w:val="22"/>
-        </w:rPr>
-        <w:t>(b) Assessment</w:t>
-      </w:r>
-    </w:p>
-    <w:p>
-      <w:pPr>
-        <w:spacing w:after="0" w:before="0"/>
-      </w:pPr>
-      <w:r>
-        <w:rPr>
-          <w:b w:val="0"/>
-          <w:sz w:val="22"/>
-        </w:rPr>
-        <w:t>(c) Implementation</w:t>
-      </w:r>
-    </w:p>
-    <w:p>
-      <w:pPr>
-        <w:spacing w:after="0" w:before="0"/>
-      </w:pPr>
-      <w:r>
-        <w:rPr>
-          <w:b w:val="0"/>
-          <w:sz w:val="22"/>
-        </w:rPr>
-        <w:t>(d) Planning</w:t>
-      </w:r>
-    </w:p>
-    <w:p>
-      <w:pPr>
-        <w:spacing w:after="0" w:before="40"/>
-      </w:pPr>
-      <w:r>
-        <w:rPr>
-          <w:b/>
-          <w:sz w:val="22"/>
-        </w:rPr>
-        <w:t>Answer: b</w:t>
-      </w:r>
-    </w:p>
-    <w:p>
-      <w:pPr>
-        <w:spacing w:after="0" w:before="0"/>
-      </w:pPr>
-      <w:r>
-        <w:rPr>
-          <w:b w:val="0"/>
-          <w:sz w:val="21"/>
-        </w:rPr>
-        <w:t>Solution: The nursing process begins with assessment - collection of data about the patient's health status.</w:t>
-      </w:r>
-    </w:p>
-    <w:p>
-      <w:pPr>
-        <w:spacing w:after="0" w:before="0"/>
-      </w:pPr>
-      <w:r>
-        <w:rPr>
-          <w:b w:val="0"/>
-          <w:sz w:val="20"/>
-        </w:rPr>
-        <w:t>Positive Marks: 1</w:t>
-      </w:r>
-    </w:p>
-    <w:p>
-      <w:pPr>
-        <w:spacing w:after="160" w:before="0"/>
-      </w:pPr>
-      <w:r>
-        <w:rPr>
-          <w:b w:val="0"/>
-          <w:sz w:val="20"/>
-        </w:rPr>
-        <w:t>Negative Marks: 0.25</w:t>
-      </w:r>
-    </w:p>
-    <w:p>
-      <w:pPr>
-        <w:spacing w:after="20" w:before="120"/>
-      </w:pPr>
-      <w:r>
-        <w:rPr>
-          <w:b/>
-          <w:sz w:val="22"/>
-        </w:rPr>
-        <w:t>Question: Which of the following is a vector-borne disease?</w:t>
-      </w:r>
-    </w:p>
-    <w:p>
-      <w:pPr>
-        <w:spacing w:after="0" w:before="0"/>
-      </w:pPr>
-      <w:r>
-        <w:rPr>
-          <w:b w:val="0"/>
-          <w:sz w:val="22"/>
-        </w:rPr>
-        <w:t>(a) Cholera</w:t>
-      </w:r>
-    </w:p>
-    <w:p>
-      <w:pPr>
-        <w:spacing w:after="0" w:before="0"/>
-      </w:pPr>
-      <w:r>
-        <w:rPr>
-          <w:b w:val="0"/>
-          <w:sz w:val="22"/>
-        </w:rPr>
-        <w:t>(b) Hepatitis A</w:t>
-      </w:r>
-    </w:p>
-    <w:p>
-      <w:pPr>
-        <w:spacing w:after="0" w:before="0"/>
-      </w:pPr>
-      <w:r>
-        <w:rPr>
-          <w:b w:val="0"/>
-          <w:sz w:val="22"/>
-        </w:rPr>
-        <w:t>(c) Tuberculosis</w:t>
-      </w:r>
-    </w:p>
-    <w:p>
-      <w:pPr>
-        <w:spacing w:after="0" w:before="0"/>
-      </w:pPr>
-      <w:r>
-        <w:rPr>
-          <w:b w:val="0"/>
-          <w:sz w:val="22"/>
-        </w:rPr>
-        <w:t>(d) Dengue</w:t>
-      </w:r>
-    </w:p>
-    <w:p>
-      <w:pPr>
-        <w:spacing w:after="0" w:before="40"/>
-      </w:pPr>
-      <w:r>
-        <w:rPr>
-          <w:b/>
-          <w:sz w:val="22"/>
-        </w:rPr>
-        <w:t>Answer: d</w:t>
-      </w:r>
-    </w:p>
-    <w:p>
-      <w:pPr>
-        <w:spacing w:after="0" w:before="0"/>
-      </w:pPr>
-      <w:r>
-        <w:rPr>
-          <w:b w:val="0"/>
-          <w:sz w:val="21"/>
-        </w:rPr>
-        <w:t>Solution: Dengue is transmitted by the Aedes aegypti mosquito, making it a vector-borne disease.</w:t>
-      </w:r>
-    </w:p>
-    <w:p>
-      <w:pPr>
-        <w:spacing w:after="0" w:before="0"/>
-      </w:pPr>
-      <w:r>
-        <w:rPr>
-          <w:b w:val="0"/>
-          <w:sz w:val="20"/>
-        </w:rPr>
-        <w:t>Positive Marks: 1</w:t>
-      </w:r>
-    </w:p>
-    <w:p>
-      <w:pPr>
-        <w:spacing w:after="160" w:before="0"/>
-      </w:pPr>
-      <w:r>
-        <w:rPr>
-          <w:b w:val="0"/>
-          <w:sz w:val="20"/>
-        </w:rPr>
-        <w:t>Negative Marks: 0.25</w:t>
-      </w:r>
-    </w:p>
-    <w:p>
-      <w:pPr>
-        <w:spacing w:after="20" w:before="120"/>
-      </w:pPr>
-      <w:r>
-        <w:rPr>
-          <w:b/>
-          <w:sz w:val="22"/>
-        </w:rPr>
-        <w:t>Question: The nurse had a needle stick injury with a hepatitis B infected needle, what is priority nursing action?</w:t>
-      </w:r>
-    </w:p>
-    <w:p>
-      <w:pPr>
-        <w:spacing w:after="0" w:before="0"/>
-      </w:pPr>
-      <w:r>
-        <w:rPr>
-          <w:b w:val="0"/>
-          <w:sz w:val="22"/>
-        </w:rPr>
-        <w:t>(a) Collect needle for laboratory check</w:t>
-      </w:r>
-    </w:p>
-    <w:p>
-      <w:pPr>
-        <w:spacing w:after="0" w:before="0"/>
-      </w:pPr>
-      <w:r>
-        <w:rPr>
-          <w:b w:val="0"/>
-          <w:sz w:val="22"/>
-        </w:rPr>
-        <w:t>(b) Wash puncture site with soap and water</w:t>
-      </w:r>
-    </w:p>
-    <w:p>
-      <w:pPr>
-        <w:spacing w:after="0" w:before="0"/>
-      </w:pPr>
-      <w:r>
-        <w:rPr>
-          <w:b w:val="0"/>
-          <w:sz w:val="22"/>
-        </w:rPr>
-        <w:t>(c) Get a doctor appointment</w:t>
-      </w:r>
-    </w:p>
-    <w:p>
-      <w:pPr>
-        <w:spacing w:after="0" w:before="0"/>
-      </w:pPr>
-      <w:r>
-        <w:rPr>
-          <w:b w:val="0"/>
-          <w:sz w:val="22"/>
-        </w:rPr>
-        <w:t>(d) Start PEP treatment immediately</w:t>
-      </w:r>
-    </w:p>
-    <w:p>
-      <w:pPr>
-        <w:spacing w:after="0" w:before="40"/>
-      </w:pPr>
-      <w:r>
-        <w:rPr>
-          <w:b/>
-          <w:sz w:val="22"/>
-        </w:rPr>
-        <w:t>Answer: b</w:t>
-      </w:r>
-    </w:p>
-    <w:p>
-      <w:pPr>
-        <w:spacing w:after="0" w:before="0"/>
-      </w:pPr>
-      <w:r>
-        <w:rPr>
-          <w:b w:val="0"/>
-          <w:sz w:val="21"/>
-        </w:rPr>
-        <w:t>Solution: After a hepatitis B needle-stick injury, the priority action is to wash the puncture site with soap and water, then report and start PEP.</w:t>
-      </w:r>
-    </w:p>
-    <w:p>
-      <w:pPr>
-        <w:spacing w:after="0" w:before="0"/>
-      </w:pPr>
-      <w:r>
-        <w:rPr>
-          <w:b w:val="0"/>
-          <w:sz w:val="20"/>
-        </w:rPr>
-        <w:t>Positive Marks: 1</w:t>
-      </w:r>
-    </w:p>
-    <w:p>
-      <w:pPr>
-        <w:spacing w:after="160" w:before="0"/>
-      </w:pPr>
-      <w:r>
-        <w:rPr>
-          <w:b w:val="0"/>
-          <w:sz w:val="20"/>
-        </w:rPr>
-        <w:t>Negative Marks: 0.25</w:t>
-      </w:r>
-    </w:p>
-    <w:p>
-      <w:pPr>
-        <w:spacing w:after="20" w:before="120"/>
-      </w:pPr>
-      <w:r>
-        <w:rPr>
-          <w:b/>
-          <w:sz w:val="22"/>
-        </w:rPr>
-        <w:t>Question: Pregnant lady with card presentation in what is nursing priority?</w:t>
-      </w:r>
-    </w:p>
-    <w:p>
-      <w:pPr>
-        <w:spacing w:after="0" w:before="0"/>
-      </w:pPr>
-      <w:r>
-        <w:rPr>
-          <w:b w:val="0"/>
-          <w:sz w:val="22"/>
-        </w:rPr>
-        <w:t>(a) Gently push the cord</w:t>
-      </w:r>
-    </w:p>
-    <w:p>
-      <w:pPr>
-        <w:spacing w:after="0" w:before="0"/>
-      </w:pPr>
-      <w:r>
-        <w:rPr>
-          <w:b w:val="0"/>
-          <w:sz w:val="22"/>
-        </w:rPr>
-        <w:t>(b) Give Trendelenburg position</w:t>
-      </w:r>
-    </w:p>
-    <w:p>
-      <w:pPr>
-        <w:spacing w:after="0" w:before="0"/>
-      </w:pPr>
-      <w:r>
-        <w:rPr>
-          <w:b w:val="0"/>
-          <w:sz w:val="22"/>
-        </w:rPr>
-        <w:t>(c) Inform to HCP</w:t>
-      </w:r>
-    </w:p>
-    <w:p>
-      <w:pPr>
-        <w:spacing w:after="0" w:before="0"/>
-      </w:pPr>
-      <w:r>
-        <w:rPr>
-          <w:b w:val="0"/>
-          <w:sz w:val="22"/>
-        </w:rPr>
-        <w:t>(d) Give reverse Trendelenburg position</w:t>
-      </w:r>
-    </w:p>
-    <w:p>
-      <w:pPr>
-        <w:spacing w:after="0" w:before="40"/>
-      </w:pPr>
-      <w:r>
-        <w:rPr>
-          <w:b/>
-          <w:sz w:val="22"/>
-        </w:rPr>
-        <w:t>Answer: b</w:t>
-      </w:r>
-    </w:p>
-    <w:p>
-      <w:pPr>
-        <w:spacing w:after="0" w:before="0"/>
-      </w:pPr>
-      <w:r>
-        <w:rPr>
-          <w:b w:val="0"/>
-          <w:sz w:val="21"/>
-        </w:rPr>
-        <w:t>Solution: In cord prolapse, place the mother in Trendelenburg or knee-chest position to relieve compression of the cord while preparing for urgent delivery.</w:t>
-      </w:r>
-    </w:p>
-    <w:p>
-      <w:pPr>
-        <w:spacing w:after="0" w:before="0"/>
-      </w:pPr>
-      <w:r>
-        <w:rPr>
-          <w:b w:val="0"/>
-          <w:sz w:val="20"/>
-        </w:rPr>
-        <w:t>Positive Marks: 1</w:t>
-      </w:r>
-    </w:p>
-    <w:p>
-      <w:pPr>
-        <w:spacing w:after="160" w:before="0"/>
-      </w:pPr>
-      <w:r>
-        <w:rPr>
-          <w:b w:val="0"/>
-          <w:sz w:val="20"/>
-        </w:rPr>
-        <w:t>Negative Marks: 0.25</w:t>
+      <w:r>
+        <w:t xml:space="preserve">Question: The approximate normal heart rate of a 1-year-old child is</w:t>
+      </w:r>
+    </w:p>
+    <w:p>
+      <w:r>
+        <w:t xml:space="preserve">(a) 100-120 beats per minute</w:t>
+      </w:r>
+    </w:p>
+    <w:p>
+      <w:r>
+        <w:t xml:space="preserve">(b) 60-80 beats per minute</w:t>
+      </w:r>
+    </w:p>
+    <w:p>
+      <w:r>
+        <w:t xml:space="preserve">(c) 150-200 beats per minute</w:t>
+      </w:r>
+    </w:p>
+    <w:p>
+      <w:r>
+        <w:t xml:space="preserve">(d) 40-60 beats per minute</w:t>
+      </w:r>
+    </w:p>
+    <w:p>
+      <w:r>
+        <w:t xml:space="preserve">Answer: a</w:t>
+      </w:r>
+    </w:p>
+    <w:p>
+      <w:r>
+        <w:t xml:space="preserve">Solution: ✅ Correct Answer: a</w:t>
+      </w:r>
+    </w:p>
+    <w:p>
+      <w:r>
+        <w:t xml:space="preserve">🧠 Clinical Rationale: A 1-year-old's heart rate averages 100-120 bpm — faster than an adult (60-100) but slower than a newborn (120-160).</w:t>
+      </w:r>
+    </w:p>
+    <w:p>
+      <w:r>
+        <w:t xml:space="preserve">❌ Why Not Other Options?</w:t>
+      </w:r>
+    </w:p>
+    <w:p>
+      <w:r>
+        <w:t xml:space="preserve">(b) — 60-80 bpm is the ADULT resting rate.</w:t>
+      </w:r>
+    </w:p>
+    <w:p>
+      <w:r>
+        <w:t xml:space="preserve">(c) — 150-200 bpm is a newborn/infant rate or tachycardia.</w:t>
+      </w:r>
+    </w:p>
+    <w:p>
+      <w:r>
+        <w:t xml:space="preserve">(d) — 40-60 bpm is dangerously bradycardic for a child.</w:t>
+      </w:r>
+    </w:p>
+    <w:p>
+      <w:r>
+        <w:t xml:space="preserve">⚠️ Exam Trap: Pediatric HR by age — "newborn 120-160, 1 yr 100-120, school age 70-100, adult 60-100" — the age ladder is a favourite.</w:t>
+      </w:r>
+    </w:p>
+    <w:p>
+      <w:r>
+        <w:t xml:space="preserve">💎 PNC Pearl: "One year old, about 100-120 — the heart slows as the child grows."</w:t>
+      </w:r>
+    </w:p>
+    <w:p>
+      <w:r>
+        <w:t xml:space="preserve">Positive Marks: 1</w:t>
+      </w:r>
+    </w:p>
+    <w:p>
+      <w:r>
+        <w:t xml:space="preserve">Negative Marks: 0.25</w:t>
+      </w:r>
+    </w:p>
+    <w:p>
+      <w:r>
+        <w:t xml:space="preserve"/>
+      </w:r>
+    </w:p>
+    <w:p>
+      <w:r>
+        <w:t xml:space="preserve">Question: The nurse measures the blood pressure in the lying, sitting and standing positions to detect</w:t>
+      </w:r>
+    </w:p>
+    <w:p>
+      <w:r>
+        <w:t xml:space="preserve">(a) Postural (orthostatic) hypotension</w:t>
+      </w:r>
+    </w:p>
+    <w:p>
+      <w:r>
+        <w:t xml:space="preserve">(b) Essential hypertension only</w:t>
+      </w:r>
+    </w:p>
+    <w:p>
+      <w:r>
+        <w:t xml:space="preserve">(c) Fever</w:t>
+      </w:r>
+    </w:p>
+    <w:p>
+      <w:r>
+        <w:t xml:space="preserve">(d) Hypothermia</w:t>
+      </w:r>
+    </w:p>
+    <w:p>
+      <w:r>
+        <w:t xml:space="preserve">Answer: a</w:t>
+      </w:r>
+    </w:p>
+    <w:p>
+      <w:r>
+        <w:t xml:space="preserve">Solution: ✅ Correct Answer: a</w:t>
+      </w:r>
+    </w:p>
+    <w:p>
+      <w:r>
+        <w:t xml:space="preserve">🧠 Clinical Rationale: A drop of 20 mmHg systolic or 10 mmHg diastolic on standing indicates ORTHOSTATIC (postural) HYPOTENSION — common with dehydration, blood loss, or antihypertensives.</w:t>
+      </w:r>
+    </w:p>
+    <w:p>
+      <w:r>
+        <w:t xml:space="preserve">❌ Why Not Other Options?</w:t>
+      </w:r>
+    </w:p>
+    <w:p>
+      <w:r>
+        <w:t xml:space="preserve">(b) — Orthostatic checks are not for diagnosing essential hypertension.</w:t>
+      </w:r>
+    </w:p>
+    <w:p>
+      <w:r>
+        <w:t xml:space="preserve">(c) — Fever is measured by temperature.</w:t>
+      </w:r>
+    </w:p>
+    <w:p>
+      <w:r>
+        <w:t xml:space="preserve">(d) — Hypothermia is measured by temperature.</w:t>
+      </w:r>
+    </w:p>
+    <w:p>
+      <w:r>
+        <w:t xml:space="preserve">⚠️ Exam Trap: "Orthostatic check = lying → sitting → standing; drop ≥ 20/10 mmHg = positive; protect the patient from falls during the check."</w:t>
+      </w:r>
+    </w:p>
+    <w:p>
+      <w:r>
+        <w:t xml:space="preserve">💎 PNC Pearl: "Stand them up and watch the pressure fall — 20 systolic or 10 diastolic means orthostasis."</w:t>
+      </w:r>
+    </w:p>
+    <w:p>
+      <w:r>
+        <w:t xml:space="preserve">Positive Marks: 1</w:t>
+      </w:r>
+    </w:p>
+    <w:p>
+      <w:r>
+        <w:t xml:space="preserve">Negative Marks: 0.25</w:t>
+      </w:r>
+    </w:p>
+    <w:p>
+      <w:r>
+        <w:t xml:space="preserve"/>
+      </w:r>
+    </w:p>
+    <w:p>
+      <w:r>
+        <w:t xml:space="preserve">Question: In the oliguric phase of acute renal failure, the intake of which electrolyte must be restricted?</w:t>
+      </w:r>
+    </w:p>
+    <w:p>
+      <w:r>
+        <w:t xml:space="preserve">(a) Potassium</w:t>
+      </w:r>
+    </w:p>
+    <w:p>
+      <w:r>
+        <w:t xml:space="preserve">(b) Sodium only</w:t>
+      </w:r>
+    </w:p>
+    <w:p>
+      <w:r>
+        <w:t xml:space="preserve">(c) Calcium</w:t>
+      </w:r>
+    </w:p>
+    <w:p>
+      <w:r>
+        <w:t xml:space="preserve">(d) Magnesium only</w:t>
+      </w:r>
+    </w:p>
+    <w:p>
+      <w:r>
+        <w:t xml:space="preserve">Answer: a</w:t>
+      </w:r>
+    </w:p>
+    <w:p>
+      <w:r>
+        <w:t xml:space="preserve">Solution: ✅ Correct Answer: a</w:t>
+      </w:r>
+    </w:p>
+    <w:p>
+      <w:r>
+        <w:t xml:space="preserve">🧠 Clinical Rationale: Oliguric kidneys cannot EXCRETE potassium — hyperkalemia develops and can cause fatal arrhythmias; potassium-rich foods/fluids are restricted.</w:t>
+      </w:r>
+    </w:p>
+    <w:p>
+      <w:r>
+        <w:t xml:space="preserve">❌ Why Not Other Options?</w:t>
+      </w:r>
+    </w:p>
+    <w:p>
+      <w:r>
+        <w:t xml:space="preserve">(b) — Sodium is restricted in some renal states but potassium is the lethal priority.</w:t>
+      </w:r>
+    </w:p>
+    <w:p>
+      <w:r>
+        <w:t xml:space="preserve">(c) — Calcium is not the main restriction.</w:t>
+      </w:r>
+    </w:p>
+    <w:p>
+      <w:r>
+        <w:t xml:space="preserve">(d) — Magnesium matters but potassium is the immediate danger.</w:t>
+      </w:r>
+    </w:p>
+    <w:p>
+      <w:r>
+        <w:t xml:space="preserve">⚠️ Exam Trap: "ARF = hyperkalemia risk (peaked T waves); restrict K, monitor ECG, treat with calcium gluconate + insulin-glucose if severe."</w:t>
+      </w:r>
+    </w:p>
+    <w:p>
+      <w:r>
+        <w:t xml:space="preserve">💎 PNC Pearl: "Oliguric kidneys hoard potassium — the heart pays the price with arrhythmias."</w:t>
+      </w:r>
+    </w:p>
+    <w:p>
+      <w:r>
+        <w:t xml:space="preserve">Positive Marks: 1</w:t>
+      </w:r>
+    </w:p>
+    <w:p>
+      <w:r>
+        <w:t xml:space="preserve">Negative Marks: 0.25</w:t>
+      </w:r>
+    </w:p>
+    <w:p>
+      <w:r>
+        <w:t xml:space="preserve"/>
+      </w:r>
+    </w:p>
+    <w:p>
+      <w:r>
+        <w:t xml:space="preserve">Question: The normal duration of the third stage of labor is</w:t>
+      </w:r>
+    </w:p>
+    <w:p>
+      <w:r>
+        <w:t xml:space="preserve">(a) Up to 30 minutes</w:t>
+      </w:r>
+    </w:p>
+    <w:p>
+      <w:r>
+        <w:t xml:space="preserve">(b) 4 hours</w:t>
+      </w:r>
+    </w:p>
+    <w:p>
+      <w:r>
+        <w:t xml:space="preserve">(c) 12 hours</w:t>
+      </w:r>
+    </w:p>
+    <w:p>
+      <w:r>
+        <w:t xml:space="preserve">(d) 24 hours</w:t>
+      </w:r>
+    </w:p>
+    <w:p>
+      <w:r>
+        <w:t xml:space="preserve">Answer: a</w:t>
+      </w:r>
+    </w:p>
+    <w:p>
+      <w:r>
+        <w:t xml:space="preserve">Solution: ✅ Correct Answer: a</w:t>
+      </w:r>
+    </w:p>
+    <w:p>
+      <w:r>
+        <w:t xml:space="preserve">🧠 Clinical Rationale: The third stage (delivery of the PLACENTA) usually completes within 30 MINUTES of the birth of the baby — longer suggests retained placenta.</w:t>
+      </w:r>
+    </w:p>
+    <w:p>
+      <w:r>
+        <w:t xml:space="preserve">❌ Why Not Other Options?</w:t>
+      </w:r>
+    </w:p>
+    <w:p>
+      <w:r>
+        <w:t xml:space="preserve">(b) — 4 hours is far beyond the normal third stage.</w:t>
+      </w:r>
+    </w:p>
+    <w:p>
+      <w:r>
+        <w:t xml:space="preserve">(c) — 12 hours describes the first stage.</w:t>
+      </w:r>
+    </w:p>
+    <w:p>
+      <w:r>
+        <w:t xml:space="preserve">(d) — 24 hours is not a labor-stage duration.</w:t>
+      </w:r>
+    </w:p>
+    <w:p>
+      <w:r>
+        <w:t xml:space="preserve">⚠️ Exam Trap: "Third stage = baby to placenta, normally 5-30 minutes; retained placenta beyond 30 min risks hemorrhage."</w:t>
+      </w:r>
+    </w:p>
+    <w:p>
+      <w:r>
+        <w:t xml:space="preserve">💎 PNC Pearl: "Half an hour for the placenta to follow — the third stage is the shortest wait."</w:t>
+      </w:r>
+    </w:p>
+    <w:p>
+      <w:r>
+        <w:t xml:space="preserve">Positive Marks: 1</w:t>
+      </w:r>
+    </w:p>
+    <w:p>
+      <w:r>
+        <w:t xml:space="preserve">Negative Marks: 0.25</w:t>
+      </w:r>
+    </w:p>
+    <w:p>
+      <w:r>
+        <w:t xml:space="preserve"/>
+      </w:r>
+    </w:p>
+    <w:p>
+      <w:r>
+        <w:t xml:space="preserve">Question: A child with intussusception is likely to pass</w:t>
+      </w:r>
+    </w:p>
+    <w:p>
+      <w:r>
+        <w:t xml:space="preserve">(a) Red currant jelly stools</w:t>
+      </w:r>
+    </w:p>
+    <w:p>
+      <w:r>
+        <w:t xml:space="preserve">(b) Rice water stools</w:t>
+      </w:r>
+    </w:p>
+    <w:p>
+      <w:r>
+        <w:t xml:space="preserve">(c) Green watery stools</w:t>
+      </w:r>
+    </w:p>
+    <w:p>
+      <w:r>
+        <w:t xml:space="preserve">(d) Clay-colored stools</w:t>
+      </w:r>
+    </w:p>
+    <w:p>
+      <w:r>
+        <w:t xml:space="preserve">Answer: a</w:t>
+      </w:r>
+    </w:p>
+    <w:p>
+      <w:r>
+        <w:t xml:space="preserve">Solution: ✅ Correct Answer: a</w:t>
+      </w:r>
+    </w:p>
+    <w:p>
+      <w:r>
+        <w:t xml:space="preserve">🧠 Clinical Rationale: Telescoping of the bowel in intussusception causes passage of BLOOD and MUCUS — described as RED CURRANT JELLY stools.</w:t>
+      </w:r>
+    </w:p>
+    <w:p>
+      <w:r>
+        <w:t xml:space="preserve">❌ Why Not Other Options?</w:t>
+      </w:r>
+    </w:p>
+    <w:p>
+      <w:r>
+        <w:t xml:space="preserve">(b) — Rice-water stools are CHOLERA's hallmark.</w:t>
+      </w:r>
+    </w:p>
+    <w:p>
+      <w:r>
+        <w:t xml:space="preserve">(c) — Green watery stools suggest gastroenteritis.</w:t>
+      </w:r>
+    </w:p>
+    <w:p>
+      <w:r>
+        <w:t xml:space="preserve">(d) — Clay-colored stools suggest biliary obstruction.</w:t>
+      </w:r>
+    </w:p>
+    <w:p>
+      <w:r>
+        <w:t xml:space="preserve">⚠️ Exam Trap: Stool matching — "intussusception = red currant jelly; cholera = rice water; obstruction = clay/acholic; malena = black tarry (upper GI bleed)."</w:t>
+      </w:r>
+    </w:p>
+    <w:p>
+      <w:r>
+        <w:t xml:space="preserve">💎 PNC Pearl: "Red currant jelly stool + colicky pain + 'sausage' abdominal mass = intussusception."</w:t>
+      </w:r>
+    </w:p>
+    <w:p>
+      <w:r>
+        <w:t xml:space="preserve">Positive Marks: 1</w:t>
+      </w:r>
+    </w:p>
+    <w:p>
+      <w:r>
+        <w:t xml:space="preserve">Negative Marks: 0.25</w:t>
+      </w:r>
+    </w:p>
+    <w:p>
+      <w:r>
+        <w:t xml:space="preserve"/>
+      </w:r>
+    </w:p>
+    <w:p>
+      <w:r>
+        <w:t xml:space="preserve">Question: The most common type of hallucination experienced in schizophrenia is</w:t>
+      </w:r>
+    </w:p>
+    <w:p>
+      <w:r>
+        <w:t xml:space="preserve">(a) Auditory</w:t>
+      </w:r>
+    </w:p>
+    <w:p>
+      <w:r>
+        <w:t xml:space="preserve">(b) Visual</w:t>
+      </w:r>
+    </w:p>
+    <w:p>
+      <w:r>
+        <w:t xml:space="preserve">(c) Olfactory</w:t>
+      </w:r>
+    </w:p>
+    <w:p>
+      <w:r>
+        <w:t xml:space="preserve">(d) Tactile</w:t>
+      </w:r>
+    </w:p>
+    <w:p>
+      <w:r>
+        <w:t xml:space="preserve">Answer: a</w:t>
+      </w:r>
+    </w:p>
+    <w:p>
+      <w:r>
+        <w:t xml:space="preserve">Solution: ✅ Correct Answer: a</w:t>
+      </w:r>
+    </w:p>
+    <w:p>
+      <w:r>
+        <w:t xml:space="preserve">🧠 Clinical Rationale: AUDITORY hallucinations — hearing voices — are the most common type in schizophrenia, often commenting or commanding.</w:t>
+      </w:r>
+    </w:p>
+    <w:p>
+      <w:r>
+        <w:t xml:space="preserve">❌ Why Not Other Options?</w:t>
+      </w:r>
+    </w:p>
+    <w:p>
+      <w:r>
+        <w:t xml:space="preserve">(b) — Visual hallucinations occur but are less common.</w:t>
+      </w:r>
+    </w:p>
+    <w:p>
+      <w:r>
+        <w:t xml:space="preserve">(c) — Olfactory (smell) hallucinations are rare.</w:t>
+      </w:r>
+    </w:p>
+    <w:p>
+      <w:r>
+        <w:t xml:space="preserve">(d) — Tactile (touch) hallucinations are rare.</w:t>
+      </w:r>
+    </w:p>
+    <w:p>
+      <w:r>
+        <w:t xml:space="preserve">⚠️ Exam Trap: "Auditory = #1 in schizophrenia; visual = more common in delirium/organic states; command hallucinations carry the highest danger."</w:t>
+      </w:r>
+    </w:p>
+    <w:p>
+      <w:r>
+        <w:t xml:space="preserve">💎 PNC Pearl: "In schizophrenia the voices speak loudest — auditory leads the hallucination parade."</w:t>
+      </w:r>
+    </w:p>
+    <w:p>
+      <w:r>
+        <w:t xml:space="preserve">Positive Marks: 1</w:t>
+      </w:r>
+    </w:p>
+    <w:p>
+      <w:r>
+        <w:t xml:space="preserve">Negative Marks: 0.25</w:t>
+      </w:r>
+    </w:p>
+    <w:p>
+      <w:r>
+        <w:t xml:space="preserve"/>
+      </w:r>
+    </w:p>
+    <w:p>
+      <w:r>
+        <w:t xml:space="preserve">Question: The Mantoux test is used to detect</w:t>
+      </w:r>
+    </w:p>
+    <w:p>
+      <w:r>
+        <w:t xml:space="preserve">(a) Tuberculosis infection</w:t>
+      </w:r>
+    </w:p>
+    <w:p>
+      <w:r>
+        <w:t xml:space="preserve">(b) Malaria</w:t>
+      </w:r>
+    </w:p>
+    <w:p>
+      <w:r>
+        <w:t xml:space="preserve">(c) Diabetes mellitus</w:t>
+      </w:r>
+    </w:p>
+    <w:p>
+      <w:r>
+        <w:t xml:space="preserve">(d) Anemia</w:t>
+      </w:r>
+    </w:p>
+    <w:p>
+      <w:r>
+        <w:t xml:space="preserve">Answer: a</w:t>
+      </w:r>
+    </w:p>
+    <w:p>
+      <w:r>
+        <w:t xml:space="preserve">Solution: ✅ Correct Answer: a</w:t>
+      </w:r>
+    </w:p>
+    <w:p>
+      <w:r>
+        <w:t xml:space="preserve">🧠 Clinical Rationale: The Mantoux (tuberculin) test detects exposure to TB by measuring the skin reaction to PPD — an induration of ≥10 mm (≥5 mm in high-risk) is positive.</w:t>
+      </w:r>
+    </w:p>
+    <w:p>
+      <w:r>
+        <w:t xml:space="preserve">❌ Why Not Other Options?</w:t>
+      </w:r>
+    </w:p>
+    <w:p>
+      <w:r>
+        <w:t xml:space="preserve">(b) — Malaria is detected by blood smear/RDT.</w:t>
+      </w:r>
+    </w:p>
+    <w:p>
+      <w:r>
+        <w:t xml:space="preserve">(c) — Diabetes is detected by blood glucose.</w:t>
+      </w:r>
+    </w:p>
+    <w:p>
+      <w:r>
+        <w:t xml:space="preserve">(d) — Anemia is detected by hemoglobin.</w:t>
+      </w:r>
+    </w:p>
+    <w:p>
+      <w:r>
+        <w:t xml:space="preserve">⚠️ Exam Trap: "Mantoux = TB exposure (screening); it does NOT distinguish latent from active disease — chest X-ray and sputum confirm active TB."</w:t>
+      </w:r>
+    </w:p>
+    <w:p>
+      <w:r>
+        <w:t xml:space="preserve">💎 PNC Pearl: "The Mantoux reads the skin's memory of TB — a raised bump of 10 mm or more says 'exposed.'"</w:t>
+      </w:r>
+    </w:p>
+    <w:p>
+      <w:r>
+        <w:t xml:space="preserve">Positive Marks: 1</w:t>
+      </w:r>
+    </w:p>
+    <w:p>
+      <w:r>
+        <w:t xml:space="preserve">Negative Marks: 0.25</w:t>
+      </w:r>
+    </w:p>
+    <w:p>
+      <w:r>
+        <w:t xml:space="preserve"/>
+      </w:r>
+    </w:p>
+    <w:p>
+      <w:r>
+        <w:t xml:space="preserve">Question: A patient receiving intravenous heparin should be monitored for</w:t>
+      </w:r>
+    </w:p>
+    <w:p>
+      <w:r>
+        <w:t xml:space="preserve">(a) Bleeding and the activated partial thromboplastin time (aPTT)</w:t>
+      </w:r>
+    </w:p>
+    <w:p>
+      <w:r>
+        <w:t xml:space="preserve">(b) Blood glucose</w:t>
+      </w:r>
+    </w:p>
+    <w:p>
+      <w:r>
+        <w:t xml:space="preserve">(c) Temperature</w:t>
+      </w:r>
+    </w:p>
+    <w:p>
+      <w:r>
+        <w:t xml:space="preserve">(d) Body weight</w:t>
+      </w:r>
+    </w:p>
+    <w:p>
+      <w:r>
+        <w:t xml:space="preserve">Answer: a</w:t>
+      </w:r>
+    </w:p>
+    <w:p>
+      <w:r>
+        <w:t xml:space="preserve">Solution: ✅ Correct Answer: a</w:t>
+      </w:r>
+    </w:p>
+    <w:p>
+      <w:r>
+        <w:t xml:space="preserve">🧠 Clinical Rationale: Heparin is monitored by the aPTT (target 1.5-2.5× normal) and the patient is observed for BLEEDING — gums, hematuria, bruising, melena.</w:t>
+      </w:r>
+    </w:p>
+    <w:p>
+      <w:r>
+        <w:t xml:space="preserve">❌ Why Not Other Options?</w:t>
+      </w:r>
+    </w:p>
+    <w:p>
+      <w:r>
+        <w:t xml:space="preserve">(b) — Glucose is not the heparin monitor.</w:t>
+      </w:r>
+    </w:p>
+    <w:p>
+      <w:r>
+        <w:t xml:space="preserve">(c) — Temperature is unrelated.</w:t>
+      </w:r>
+    </w:p>
+    <w:p>
+      <w:r>
+        <w:t xml:space="preserve">(d) — Weight is unrelated.</w:t>
+      </w:r>
+    </w:p>
+    <w:p>
+      <w:r>
+        <w:t xml:space="preserve">⚠️ Exam Trap: "Heparin → aPTT; warfarin → INR; heparin antidote = protamine; also monitor platelets for HIT."</w:t>
+      </w:r>
+    </w:p>
+    <w:p>
+      <w:r>
+        <w:t xml:space="preserve">💎 PNC Pearl: "Heparin answers to aPTT; warfarin to INR — and bleeding is both their sworn enemy."</w:t>
+      </w:r>
+    </w:p>
+    <w:p>
+      <w:r>
+        <w:t xml:space="preserve">Positive Marks: 1</w:t>
+      </w:r>
+    </w:p>
+    <w:p>
+      <w:r>
+        <w:t xml:space="preserve">Negative Marks: 0.25</w:t>
+      </w:r>
+    </w:p>
+    <w:p>
+      <w:r>
+        <w:t xml:space="preserve"/>
+      </w:r>
+    </w:p>
+    <w:p>
+      <w:r>
+        <w:t xml:space="preserve">Question: A patient develops bronchospasm, urticaria and hypotension after intravenous penicillin. The nurse should FIRST</w:t>
+      </w:r>
+    </w:p>
+    <w:p>
+      <w:r>
+        <w:t xml:space="preserve">(a) Stop the infusion and give intramuscular adrenaline</w:t>
+      </w:r>
+    </w:p>
+    <w:p>
+      <w:r>
+        <w:t xml:space="preserve">(b) Continue the infusion slowly</w:t>
+      </w:r>
+    </w:p>
+    <w:p>
+      <w:r>
+        <w:t xml:space="preserve">(c) Give an oral antihistamine only</w:t>
+      </w:r>
+    </w:p>
+    <w:p>
+      <w:r>
+        <w:t xml:space="preserve">(d) Raise the foot of the bed only</w:t>
+      </w:r>
+    </w:p>
+    <w:p>
+      <w:r>
+        <w:t xml:space="preserve">Answer: a</w:t>
+      </w:r>
+    </w:p>
+    <w:p>
+      <w:r>
+        <w:t xml:space="preserve">Solution: ✅ Correct Answer: a</w:t>
+      </w:r>
+    </w:p>
+    <w:p>
+      <w:r>
+        <w:t xml:space="preserve">🧠 Clinical Rationale: ANAPHYLAXIS requires IMMEDIATE discontinuation of the drug and IM ADRENALINE — the first-line lifesaving drug; oxygen and IV fluids follow.</w:t>
+      </w:r>
+    </w:p>
+    <w:p>
+      <w:r>
+        <w:t xml:space="preserve">❌ Why Not Other Options?</w:t>
+      </w:r>
+    </w:p>
+    <w:p>
+      <w:r>
+        <w:t xml:space="preserve">(b) — Continuing the infusion worsens the reaction.</w:t>
+      </w:r>
+    </w:p>
+    <w:p>
+      <w:r>
+        <w:t xml:space="preserve">(c) — Antihistamines are second-line, never first.</w:t>
+      </w:r>
+    </w:p>
+    <w:p>
+      <w:r>
+        <w:t xml:space="preserve">(d) — Positioning alone does not reverse anaphylaxis.</w:t>
+      </w:r>
+    </w:p>
+    <w:p>
+      <w:r>
+        <w:t xml:space="preserve">⚠️ Exam Trap: "Anaphylaxis = stop the allergen + IM adrenaline (outer thigh) first; antihistamines/steroids are adjuncts, not first-line."</w:t>
+      </w:r>
+    </w:p>
+    <w:p>
+      <w:r>
+        <w:t xml:space="preserve">💎 PNC Pearl: "Penicillin anaphylaxis: stop the drip, jab the adrenaline — seconds decide the outcome."</w:t>
+      </w:r>
+    </w:p>
+    <w:p>
+      <w:r>
+        <w:t xml:space="preserve">Positive Marks: 1</w:t>
+      </w:r>
+    </w:p>
+    <w:p>
+      <w:r>
+        <w:t xml:space="preserve">Negative Marks: 0.25</w:t>
+      </w:r>
+    </w:p>
+    <w:p>
+      <w:r>
+        <w:t xml:space="preserve"/>
+      </w:r>
+    </w:p>
+    <w:p>
+      <w:r>
+        <w:t xml:space="preserve">Question: Leprosy (Hansen's disease) is caused by</w:t>
+      </w:r>
+    </w:p>
+    <w:p>
+      <w:r>
+        <w:t xml:space="preserve">(a) Mycobacterium leprae</w:t>
+      </w:r>
+    </w:p>
+    <w:p>
+      <w:r>
+        <w:t xml:space="preserve">(b) Mycobacterium tuberculosis</w:t>
+      </w:r>
+    </w:p>
+    <w:p>
+      <w:r>
+        <w:t xml:space="preserve">(c) Treponema pallidum</w:t>
+      </w:r>
+    </w:p>
+    <w:p>
+      <w:r>
+        <w:t xml:space="preserve">(d) Streptococcus mutans</w:t>
+      </w:r>
+    </w:p>
+    <w:p>
+      <w:r>
+        <w:t xml:space="preserve">Answer: a</w:t>
+      </w:r>
+    </w:p>
+    <w:p>
+      <w:r>
+        <w:t xml:space="preserve">Solution: ✅ Correct Answer: a</w:t>
+      </w:r>
+    </w:p>
+    <w:p>
+      <w:r>
+        <w:t xml:space="preserve">🧠 Clinical Rationale: MYCOBACTERIUM LEPRAE causes leprosy — affecting skin, peripheral nerves, and mucous membranes; MDT (rifampicin + dapsone + clofazimine) cures it.</w:t>
+      </w:r>
+    </w:p>
+    <w:p>
+      <w:r>
+        <w:t xml:space="preserve">❌ Why Not Other Options?</w:t>
+      </w:r>
+    </w:p>
+    <w:p>
+      <w:r>
+        <w:t xml:space="preserve">(b) — M. tuberculosis causes TB.</w:t>
+      </w:r>
+    </w:p>
+    <w:p>
+      <w:r>
+        <w:t xml:space="preserve">(c) — Treponema pallidum causes syphilis.</w:t>
+      </w:r>
+    </w:p>
+    <w:p>
+      <w:r>
+        <w:t xml:space="preserve">(d) — Streptococcus mutans causes dental caries.</w:t>
+      </w:r>
+    </w:p>
+    <w:p>
+      <w:r>
+        <w:t xml:space="preserve">⚠️ Exam Trap: "Leprosy = M. leprae (acid-fast, slow-growing, nerve damage → anesthesia, deformity); early detection prevents disability."</w:t>
+      </w:r>
+    </w:p>
+    <w:p>
+      <w:r>
+        <w:t xml:space="preserve">💎 PNC Pearl: "Leprosy is the leprae's quiet work — it numbs the nerves before the skin marks."</w:t>
+      </w:r>
+    </w:p>
+    <w:p>
+      <w:r>
+        <w:t xml:space="preserve">Positive Marks: 1</w:t>
+      </w:r>
+    </w:p>
+    <w:p>
+      <w:r>
+        <w:t xml:space="preserve">Negative Marks: 0.25</w:t>
+      </w:r>
+    </w:p>
+    <w:p>
+      <w:r>
+        <w:t xml:space="preserve">Question: A patient starting iron therapy for anemia should be taught that iron</w:t>
+      </w:r>
+    </w:p>
+    <w:p>
+      <w:r>
+        <w:t xml:space="preserve">(a) Darkens the stools, which is a harmless effect</w:t>
+      </w:r>
+    </w:p>
+    <w:p>
+      <w:r>
+        <w:t xml:space="preserve">(b) Always causes severe diarrhea</w:t>
+      </w:r>
+    </w:p>
+    <w:p>
+      <w:r>
+        <w:t xml:space="preserve">(c) Should be stopped after one day</w:t>
+      </w:r>
+    </w:p>
+    <w:p>
+      <w:r>
+        <w:t xml:space="preserve">(d) Causes jaundice</w:t>
+      </w:r>
+    </w:p>
+    <w:p>
+      <w:r>
+        <w:t xml:space="preserve">Answer: a</w:t>
+      </w:r>
+    </w:p>
+    <w:p>
+      <w:r>
+        <w:t xml:space="preserve">Solution: ✅ Correct Answer: a</w:t>
+      </w:r>
+    </w:p>
+    <w:p>
+      <w:r>
+        <w:t xml:space="preserve">🧠 Clinical Rationale: Iron turns stools BLACK or dark green — a HARMLESS, expected effect; the drug is continued as prescribed (stools darken from unabsorbed iron).</w:t>
+      </w:r>
+    </w:p>
+    <w:p>
+      <w:r>
+        <w:t xml:space="preserve">❌ Why Not Other Options?</w:t>
+      </w:r>
+    </w:p>
+    <w:p>
+      <w:r>
+        <w:t xml:space="preserve">(b) — Constipation is more common than severe diarrhea.</w:t>
+      </w:r>
+    </w:p>
+    <w:p>
+      <w:r>
+        <w:t xml:space="preserve">(c) — Stopping after one day fails the treatment.</w:t>
+      </w:r>
+    </w:p>
+    <w:p>
+      <w:r>
+        <w:t xml:space="preserve">(d) — Jaundice is not an iron effect.</w:t>
+      </w:r>
+    </w:p>
+    <w:p>
+      <w:r>
+        <w:t xml:space="preserve">⚠️ Exam Trap: "Iron teaching = black stools are expected; take with vitamin C, avoid tea/milk; keep out of children's reach (overdose is toxic)."</w:t>
+      </w:r>
+    </w:p>
+    <w:p>
+      <w:r>
+        <w:t xml:space="preserve">💎 PNC Pearl: "Black stools mean the iron is working — a dark surprise, but a healthy one."</w:t>
+      </w:r>
+    </w:p>
+    <w:p>
+      <w:r>
+        <w:t xml:space="preserve">Positive Marks: 1</w:t>
+      </w:r>
+    </w:p>
+    <w:p>
+      <w:r>
+        <w:t xml:space="preserve">Negative Marks: 0.25</w:t>
+      </w:r>
+    </w:p>
+    <w:p>
+      <w:r>
+        <w:t xml:space="preserve"/>
+      </w:r>
+    </w:p>
+    <w:p>
+      <w:r>
+        <w:t xml:space="preserve">Question: Levothyroxine for hypothyroidism should be taken</w:t>
+      </w:r>
+    </w:p>
+    <w:p>
+      <w:r>
+        <w:t xml:space="preserve">(a) In the morning on an empty stomach</w:t>
+      </w:r>
+    </w:p>
+    <w:p>
+      <w:r>
+        <w:t xml:space="preserve">(b) With a heavy meal at night</w:t>
+      </w:r>
+    </w:p>
+    <w:p>
+      <w:r>
+        <w:t xml:space="preserve">(c) Only on weekends</w:t>
+      </w:r>
+    </w:p>
+    <w:p>
+      <w:r>
+        <w:t xml:space="preserve">(d) Only when symptoms appear</w:t>
+      </w:r>
+    </w:p>
+    <w:p>
+      <w:r>
+        <w:t xml:space="preserve">Answer: a</w:t>
+      </w:r>
+    </w:p>
+    <w:p>
+      <w:r>
+        <w:t xml:space="preserve">Solution: ✅ Correct Answer: a</w:t>
+      </w:r>
+    </w:p>
+    <w:p>
+      <w:r>
+        <w:t xml:space="preserve">🧠 Clinical Rationale: Levothyroxine is taken DAILY on an EMPTY STOMACH (30-60 minutes before breakfast) for consistent absorption — food, calcium, and iron interfere.</w:t>
+      </w:r>
+    </w:p>
+    <w:p>
+      <w:r>
+        <w:t xml:space="preserve">❌ Why Not Other Options?</w:t>
+      </w:r>
+    </w:p>
+    <w:p>
+      <w:r>
+        <w:t xml:space="preserve">(b) — Food and heavy meals reduce absorption.</w:t>
+      </w:r>
+    </w:p>
+    <w:p>
+      <w:r>
+        <w:t xml:space="preserve">(c) — It is a daily lifelong replacement, not weekend-only.</w:t>
+      </w:r>
+    </w:p>
+    <w:p>
+      <w:r>
+        <w:t xml:space="preserve">(d) — It is taken continuously, not symptom-triggered.</w:t>
+      </w:r>
+    </w:p>
+    <w:p>
+      <w:r>
+        <w:t xml:space="preserve">⚠️ Exam Trap: "Levothyroxine = empty stomach, morning, consistent; separate from calcium/iron by 4 hours; NEVER stop abruptly."</w:t>
+      </w:r>
+    </w:p>
+    <w:p>
+      <w:r>
+        <w:t xml:space="preserve">💎 PNC Pearl: "Thyroid pills like an empty morning stomach — food steals their strength."</w:t>
+      </w:r>
+    </w:p>
+    <w:p>
+      <w:r>
+        <w:t xml:space="preserve">Positive Marks: 1</w:t>
+      </w:r>
+    </w:p>
+    <w:p>
+      <w:r>
+        <w:t xml:space="preserve">Negative Marks: 0.25</w:t>
+      </w:r>
+    </w:p>
+    <w:p>
+      <w:r>
+        <w:t xml:space="preserve"/>
+      </w:r>
+    </w:p>
+    <w:p>
+      <w:r>
+        <w:t xml:space="preserve">Question: A patient with a herniated lumbar disc should be advised to</w:t>
+      </w:r>
+    </w:p>
+    <w:p>
+      <w:r>
+        <w:t xml:space="preserve">(a) Avoid bending and heavy lifting, using proper body mechanics</w:t>
+      </w:r>
+    </w:p>
+    <w:p>
+      <w:r>
+        <w:t xml:space="preserve">(b) Bend at the waist freely</w:t>
+      </w:r>
+    </w:p>
+    <w:p>
+      <w:r>
+        <w:t xml:space="preserve">(c) Lift heavy objects with the back</w:t>
+      </w:r>
+    </w:p>
+    <w:p>
+      <w:r>
+        <w:t xml:space="preserve">(d) Twist the spine while lifting</w:t>
+      </w:r>
+    </w:p>
+    <w:p>
+      <w:r>
+        <w:t xml:space="preserve">Answer: a</w:t>
+      </w:r>
+    </w:p>
+    <w:p>
+      <w:r>
+        <w:t xml:space="preserve">Solution: ✅ Correct Answer: a</w:t>
+      </w:r>
+    </w:p>
+    <w:p>
+      <w:r>
+        <w:t xml:space="preserve">🧠 Clinical Rationale: Bending, twisting, and lifting aggravate disc herniation — CORRECT BODY MECHANICS (bend the knees, keep the back straight) protect the spine.</w:t>
+      </w:r>
+    </w:p>
+    <w:p>
+      <w:r>
+        <w:t xml:space="preserve">❌ Why Not Other Options?</w:t>
+      </w:r>
+    </w:p>
+    <w:p>
+      <w:r>
+        <w:t xml:space="preserve">(b) — Bending at the waist increases disc pressure.</w:t>
+      </w:r>
+    </w:p>
+    <w:p>
+      <w:r>
+        <w:t xml:space="preserve">(c) — Lifting with the back strains the disc.</w:t>
+      </w:r>
+    </w:p>
+    <w:p>
+      <w:r>
+        <w:t xml:space="preserve">(d) — Twisting while lifting is the worst movement.</w:t>
+      </w:r>
+    </w:p>
+    <w:p>
+      <w:r>
+        <w:t xml:space="preserve">⚠️ Exam Trap: "Back care = lift with the legs, keep the load close, no twisting; log-roll for bed mobility."</w:t>
+      </w:r>
+    </w:p>
+    <w:p>
+      <w:r>
+        <w:t xml:space="preserve">💎 PNC Pearl: "Bend the knees, not the back — the legs are the lifters, the spine is the carrier."</w:t>
+      </w:r>
+    </w:p>
+    <w:p>
+      <w:r>
+        <w:t xml:space="preserve">Positive Marks: 1</w:t>
+      </w:r>
+    </w:p>
+    <w:p>
+      <w:r>
+        <w:t xml:space="preserve">Negative Marks: 0.25</w:t>
+      </w:r>
+    </w:p>
+    <w:p>
+      <w:r>
+        <w:t xml:space="preserve"/>
+      </w:r>
+    </w:p>
+    <w:p>
+      <w:r>
+        <w:t xml:space="preserve">Question: An episiotomy is defined as</w:t>
+      </w:r>
+    </w:p>
+    <w:p>
+      <w:r>
+        <w:t xml:space="preserve">(a) A surgical incision of the perineum during delivery</w:t>
+      </w:r>
+    </w:p>
+    <w:p>
+      <w:r>
+        <w:t xml:space="preserve">(b) An incision of the uterus</w:t>
+      </w:r>
+    </w:p>
+    <w:p>
+      <w:r>
+        <w:t xml:space="preserve">(c) Artificial rupture of the membranes</w:t>
+      </w:r>
+    </w:p>
+    <w:p>
+      <w:r>
+        <w:t xml:space="preserve">(d) Repair of a vaginal tear</w:t>
+      </w:r>
+    </w:p>
+    <w:p>
+      <w:r>
+        <w:t xml:space="preserve">Answer: a</w:t>
+      </w:r>
+    </w:p>
+    <w:p>
+      <w:r>
+        <w:t xml:space="preserve">Solution: ✅ Correct Answer: a</w:t>
+      </w:r>
+    </w:p>
+    <w:p>
+      <w:r>
+        <w:t xml:space="preserve">🧠 Clinical Rationale: An EPISIOTOMY is a mediolateral or midline incision of the PERINEUM to enlarge the outlet during delivery.</w:t>
+      </w:r>
+    </w:p>
+    <w:p>
+      <w:r>
+        <w:t xml:space="preserve">❌ Why Not Other Options?</w:t>
+      </w:r>
+    </w:p>
+    <w:p>
+      <w:r>
+        <w:t xml:space="preserve">(b) — A uterine incision is a cesarean section.</w:t>
+      </w:r>
+    </w:p>
+    <w:p>
+      <w:r>
+        <w:t xml:space="preserve">(c) — Artificial rupture of membranes is AMNIOTOMY.</w:t>
+      </w:r>
+    </w:p>
+    <w:p>
+      <w:r>
+        <w:t xml:space="preserve">(d) — Repairing a tear is suturing, not an episiotomy.</w:t>
+      </w:r>
+    </w:p>
+    <w:p>
+      <w:r>
+        <w:t xml:space="preserve">⚠️ Exam Trap: Procedure terms — "episiotomy = cut the perineum; amniotomy = break the waters; cesarean = cut the uterus" — the term-to-action match is the exam point.</w:t>
+      </w:r>
+    </w:p>
+    <w:p>
+      <w:r>
+        <w:t xml:space="preserve">💎 PNC Pearl: "Episiotomy widens the exit for the baby — a controlled cut instead of a tear."</w:t>
+      </w:r>
+    </w:p>
+    <w:p>
+      <w:r>
+        <w:t xml:space="preserve">Positive Marks: 1</w:t>
+      </w:r>
+    </w:p>
+    <w:p>
+      <w:r>
+        <w:t xml:space="preserve">Negative Marks: 0.25</w:t>
+      </w:r>
+    </w:p>
+    <w:p>
+      <w:r>
+        <w:t xml:space="preserve"/>
+      </w:r>
+    </w:p>
+    <w:p>
+      <w:r>
+        <w:t xml:space="preserve">Question: Jaundice appearing within the first 24 hours of life in a newborn is</w:t>
+      </w:r>
+    </w:p>
+    <w:p>
+      <w:r>
+        <w:t xml:space="preserve">(a) Pathological and requires investigation</w:t>
+      </w:r>
+    </w:p>
+    <w:p>
+      <w:r>
+        <w:t xml:space="preserve">(b) Always physiological</w:t>
+      </w:r>
+    </w:p>
+    <w:p>
+      <w:r>
+        <w:t xml:space="preserve">(c) Always breast milk jaundice</w:t>
+      </w:r>
+    </w:p>
+    <w:p>
+      <w:r>
+        <w:t xml:space="preserve">(d) Of no concern</w:t>
+      </w:r>
+    </w:p>
+    <w:p>
+      <w:r>
+        <w:t xml:space="preserve">Answer: a</w:t>
+      </w:r>
+    </w:p>
+    <w:p>
+      <w:r>
+        <w:t xml:space="preserve">Solution: ✅ Correct Answer: a</w:t>
+      </w:r>
+    </w:p>
+    <w:p>
+      <w:r>
+        <w:t xml:space="preserve">🧠 Clinical Rationale: Jaundice in the FIRST 24 HOURS is PATHOLOGICAL — often due to hemolysis (Rh/ABO) or sepsis — and needs urgent evaluation.</w:t>
+      </w:r>
+    </w:p>
+    <w:p>
+      <w:r>
+        <w:t xml:space="preserve">❌ Why Not Other Options?</w:t>
+      </w:r>
+    </w:p>
+    <w:p>
+      <w:r>
+        <w:t xml:space="preserve">(b) — Physiological jaundice appears after 24 hours.</w:t>
+      </w:r>
+    </w:p>
+    <w:p>
+      <w:r>
+        <w:t xml:space="preserve">(c) — Breast milk jaundice appears in the second week.</w:t>
+      </w:r>
+    </w:p>
+    <w:p>
+      <w:r>
+        <w:t xml:space="preserve">(d) — Early jaundice is never of no concern.</w:t>
+      </w:r>
+    </w:p>
+    <w:p>
+      <w:r>
+        <w:t xml:space="preserve">⚠️ Exam Trap: "Jaundice timing — &lt; 24 h = pathological; 2-3 days = physiological; after 1 week = breast milk or pathological; kernicterus is the feared complication."</w:t>
+      </w:r>
+    </w:p>
+    <w:p>
+      <w:r>
+        <w:t xml:space="preserve">💎 PNC Pearl: "Yellow within a day is a red flag — early jaundice is pathology until proven otherwise."</w:t>
+      </w:r>
+    </w:p>
+    <w:p>
+      <w:r>
+        <w:t xml:space="preserve">Positive Marks: 1</w:t>
+      </w:r>
+    </w:p>
+    <w:p>
+      <w:r>
+        <w:t xml:space="preserve">Negative Marks: 0.25</w:t>
+      </w:r>
+    </w:p>
+    <w:p>
+      <w:r>
+        <w:t xml:space="preserve"/>
+      </w:r>
+    </w:p>
+    <w:p>
+      <w:r>
+        <w:t xml:space="preserve">Question: The Village Health and Nutrition Day is organized at the anganwadi</w:t>
+      </w:r>
+    </w:p>
+    <w:p>
+      <w:r>
+        <w:t xml:space="preserve">(a) Monthly</w:t>
+      </w:r>
+    </w:p>
+    <w:p>
+      <w:r>
+        <w:t xml:space="preserve">(b) Daily</w:t>
+      </w:r>
+    </w:p>
+    <w:p>
+      <w:r>
+        <w:t xml:space="preserve">(c) Yearly</w:t>
+      </w:r>
+    </w:p>
+    <w:p>
+      <w:r>
+        <w:t xml:space="preserve">(d) Once every five years</w:t>
+      </w:r>
+    </w:p>
+    <w:p>
+      <w:r>
+        <w:t xml:space="preserve">Answer: a</w:t>
+      </w:r>
+    </w:p>
+    <w:p>
+      <w:r>
+        <w:t xml:space="preserve">Solution: ✅ Correct Answer: a</w:t>
+      </w:r>
+    </w:p>
+    <w:p>
+      <w:r>
+        <w:t xml:space="preserve">🧠 Clinical Rationale: VHNDs are held MONTHLY at the anganwadi to provide health services, nutrition counseling, immunization, and health education in the community.</w:t>
+      </w:r>
+    </w:p>
+    <w:p>
+      <w:r>
+        <w:t xml:space="preserve">❌ Why Not Other Options?</w:t>
+      </w:r>
+    </w:p>
+    <w:p>
+      <w:r>
+        <w:t xml:space="preserve">(b) — Daily sessions are not the VHND schedule.</w:t>
+      </w:r>
+    </w:p>
+    <w:p>
+      <w:r>
+        <w:t xml:space="preserve">(c) — Yearly is too infrequent.</w:t>
+      </w:r>
+    </w:p>
+    <w:p>
+      <w:r>
+        <w:t xml:space="preserve">(d) — Five-yearly is absurd.</w:t>
+      </w:r>
+    </w:p>
+    <w:p>
+      <w:r>
+        <w:t xml:space="preserve">⚠️ Exam Trap: "VHND = monthly village health day at the anganwadi, with ASHA/ANM/Anganwadi worker — the monthly frequency is the exam detail."</w:t>
+      </w:r>
+    </w:p>
+    <w:p>
+      <w:r>
+        <w:t xml:space="preserve">💎 PNC Pearl: "Every month, the anganwadi becomes the village's health clinic for a day."</w:t>
+      </w:r>
+    </w:p>
+    <w:p>
+      <w:r>
+        <w:t xml:space="preserve">Positive Marks: 1</w:t>
+      </w:r>
+    </w:p>
+    <w:p>
+      <w:r>
+        <w:t xml:space="preserve">Negative Marks: 0.25</w:t>
+      </w:r>
+    </w:p>
+    <w:p>
+      <w:r>
+        <w:t xml:space="preserve"/>
+      </w:r>
+    </w:p>
+    <w:p>
+      <w:r>
+        <w:t xml:space="preserve">Question: A patient receiving amiodarone should be monitored for</w:t>
+      </w:r>
+    </w:p>
+    <w:p>
+      <w:r>
+        <w:t xml:space="preserve">(a) Bradycardia and pulmonary toxicity</w:t>
+      </w:r>
+    </w:p>
+    <w:p>
+      <w:r>
+        <w:t xml:space="preserve">(b) Hypoglycemia</w:t>
+      </w:r>
+    </w:p>
+    <w:p>
+      <w:r>
+        <w:t xml:space="preserve">(c) Constipation</w:t>
+      </w:r>
+    </w:p>
+    <w:p>
+      <w:r>
+        <w:t xml:space="preserve">(d) Hair growth</w:t>
+      </w:r>
+    </w:p>
+    <w:p>
+      <w:r>
+        <w:t xml:space="preserve">Answer: a</w:t>
+      </w:r>
+    </w:p>
+    <w:p>
+      <w:r>
+        <w:t xml:space="preserve">Solution: ✅ Correct Answer: a</w:t>
+      </w:r>
+    </w:p>
+    <w:p>
+      <w:r>
+        <w:t xml:space="preserve">🧠 Clinical Rationale: AMIODARONE can cause BRADYCARDIA, PULMONARY FIBROSIS (toxicity), thyroid dysfunction, corneal deposits, and skin discoloration — all are monitored.</w:t>
+      </w:r>
+    </w:p>
+    <w:p>
+      <w:r>
+        <w:t xml:space="preserve">❌ Why Not Other Options?</w:t>
+      </w:r>
+    </w:p>
+    <w:p>
+      <w:r>
+        <w:t xml:space="preserve">(b) — Hypoglycemia is not amiodarone's effect.</w:t>
+      </w:r>
+    </w:p>
+    <w:p>
+      <w:r>
+        <w:t xml:space="preserve">(c) — Constipation is not the hallmark.</w:t>
+      </w:r>
+    </w:p>
+    <w:p>
+      <w:r>
+        <w:t xml:space="preserve">(d) — Hair growth is unrelated.</w:t>
+      </w:r>
+    </w:p>
+    <w:p>
+      <w:r>
+        <w:t xml:space="preserve">⚠️ Exam Trap: "Amiodarone = monitor ECG (bradycardia/QT), lungs (cough/dyspnea = fibrosis), thyroid, liver, eyes — the multi-organ checklist is the exam point."</w:t>
+      </w:r>
+    </w:p>
+    <w:p>
+      <w:r>
+        <w:t xml:space="preserve">💎 PNC Pearl: "Amiodarone touches every organ — lungs, thyroid, heart, eyes all need watching."</w:t>
+      </w:r>
+    </w:p>
+    <w:p>
+      <w:r>
+        <w:t xml:space="preserve">Positive Marks: 1</w:t>
+      </w:r>
+    </w:p>
+    <w:p>
+      <w:r>
+        <w:t xml:space="preserve">Negative Marks: 0.25</w:t>
+      </w:r>
+    </w:p>
+    <w:p>
+      <w:r>
+        <w:t xml:space="preserve"/>
+      </w:r>
+    </w:p>
+    <w:p>
+      <w:r>
+        <w:t xml:space="preserve">Question: A wide QRS complex tachycardia seen on the cardiac monitor is most likely</w:t>
+      </w:r>
+    </w:p>
+    <w:p>
+      <w:r>
+        <w:t xml:space="preserve">(a) Ventricular tachycardia</w:t>
+      </w:r>
+    </w:p>
+    <w:p>
+      <w:r>
+        <w:t xml:space="preserve">(b) Sinus bradycardia</w:t>
+      </w:r>
+    </w:p>
+    <w:p>
+      <w:r>
+        <w:t xml:space="preserve">(c) First-degree heart block</w:t>
+      </w:r>
+    </w:p>
+    <w:p>
+      <w:r>
+        <w:t xml:space="preserve">(d) Normal sinus rhythm</w:t>
+      </w:r>
+    </w:p>
+    <w:p>
+      <w:r>
+        <w:t xml:space="preserve">Answer: a</w:t>
+      </w:r>
+    </w:p>
+    <w:p>
+      <w:r>
+        <w:t xml:space="preserve">Solution: ✅ Correct Answer: a</w:t>
+      </w:r>
+    </w:p>
+    <w:p>
+      <w:r>
+        <w:t xml:space="preserve">🧠 Clinical Rationale: VENTRICULAR TACHYCARDIA produces a WIDE QRS tachycardia (≥0.12 sec) — it may be stable or deteriorate to VF.</w:t>
+      </w:r>
+    </w:p>
+    <w:p>
+      <w:r>
+        <w:t xml:space="preserve">❌ Why Not Other Options?</w:t>
+      </w:r>
+    </w:p>
+    <w:p>
+      <w:r>
+        <w:t xml:space="preserve">(b) — Sinus bradycardia is slow, not tachycardic.</w:t>
+      </w:r>
+    </w:p>
+    <w:p>
+      <w:r>
+        <w:t xml:space="preserve">(c) — First-degree block is a PR prolongation, not wide QRS.</w:t>
+      </w:r>
+    </w:p>
+    <w:p>
+      <w:r>
+        <w:t xml:space="preserve">(d) — Normal sinus rhythm has a narrow QRS.</w:t>
+      </w:r>
+    </w:p>
+    <w:p>
+      <w:r>
+        <w:t xml:space="preserve">⚠️ Exam Trap: "Wide QRS + fast rate = VT until proven otherwise; check the pulse — pulseless VT = shockable arrest."</w:t>
+      </w:r>
+    </w:p>
+    <w:p>
+      <w:r>
+        <w:t xml:space="preserve">💎 PNC Pearl: "A wide and fast QRS is VT — treat it as the prelude to VF."</w:t>
+      </w:r>
+    </w:p>
+    <w:p>
+      <w:r>
+        <w:t xml:space="preserve">Positive Marks: 1</w:t>
+      </w:r>
+    </w:p>
+    <w:p>
+      <w:r>
+        <w:t xml:space="preserve">Negative Marks: 0.25</w:t>
+      </w:r>
+    </w:p>
+    <w:p>
+      <w:r>
+        <w:t xml:space="preserve"/>
+      </w:r>
+    </w:p>
+    <w:p>
+      <w:r>
+        <w:t xml:space="preserve">Question: Deficiency of niacin (vitamin B3) causes</w:t>
+      </w:r>
+    </w:p>
+    <w:p>
+      <w:r>
+        <w:t xml:space="preserve">(a) Pellagra</w:t>
+      </w:r>
+    </w:p>
+    <w:p>
+      <w:r>
+        <w:t xml:space="preserve">(b) Scurvy</w:t>
+      </w:r>
+    </w:p>
+    <w:p>
+      <w:r>
+        <w:t xml:space="preserve">(c) Beriberi</w:t>
+      </w:r>
+    </w:p>
+    <w:p>
+      <w:r>
+        <w:t xml:space="preserve">(d) Night blindness</w:t>
+      </w:r>
+    </w:p>
+    <w:p>
+      <w:r>
+        <w:t xml:space="preserve">Answer: a</w:t>
+      </w:r>
+    </w:p>
+    <w:p>
+      <w:r>
+        <w:t xml:space="preserve">Solution: ✅ Correct Answer: a</w:t>
+      </w:r>
+    </w:p>
+    <w:p>
+      <w:r>
+        <w:t xml:space="preserve">🧠 Clinical Rationale: NIACIN (B3) deficiency causes PELLAGRA — the '3 Ds': dermatitis, diarrhea, and dementia.</w:t>
+      </w:r>
+    </w:p>
+    <w:p>
+      <w:r>
+        <w:t xml:space="preserve">❌ Why Not Other Options?</w:t>
+      </w:r>
+    </w:p>
+    <w:p>
+      <w:r>
+        <w:t xml:space="preserve">(b) — Scurvy is vitamin C deficiency.</w:t>
+      </w:r>
+    </w:p>
+    <w:p>
+      <w:r>
+        <w:t xml:space="preserve">(c) — Beriberi is B1 (thiamine) deficiency.</w:t>
+      </w:r>
+    </w:p>
+    <w:p>
+      <w:r>
+        <w:t xml:space="preserve">(d) — Night blindness is vitamin A deficiency.</w:t>
+      </w:r>
+    </w:p>
+    <w:p>
+      <w:r>
+        <w:t xml:space="preserve">⚠️ Exam Trap: "Pellagra's 3 Ds — dermatitis, diarrhea, dementia — the triad is the exam signature; remember 'Pellagra = niacin.'"</w:t>
+      </w:r>
+    </w:p>
+    <w:p>
+      <w:r>
+        <w:t xml:space="preserve">💎 PNC Pearl: "Pellagra brings the three Ds — skin, gut, and brain all complain."</w:t>
+      </w:r>
+    </w:p>
+    <w:p>
+      <w:r>
+        <w:t xml:space="preserve">Positive Marks: 1</w:t>
+      </w:r>
+    </w:p>
+    <w:p>
+      <w:r>
+        <w:t xml:space="preserve">Negative Marks: 0.25</w:t>
+      </w:r>
+    </w:p>
+    <w:p>
+      <w:r>
+        <w:t xml:space="preserve"/>
+      </w:r>
+    </w:p>
+    <w:p>
+      <w:r>
+        <w:t xml:space="preserve">Question: The recommended nurse-to-patient ratio in a general medical-surgical ward is approximately</w:t>
+      </w:r>
+    </w:p>
+    <w:p>
+      <w:r>
+        <w:t xml:space="preserve">(a) 1:3</w:t>
+      </w:r>
+    </w:p>
+    <w:p>
+      <w:r>
+        <w:t xml:space="preserve">(b) 1:20</w:t>
+      </w:r>
+    </w:p>
+    <w:p>
+      <w:r>
+        <w:t xml:space="preserve">(c) 1:50</w:t>
+      </w:r>
+    </w:p>
+    <w:p>
+      <w:r>
+        <w:t xml:space="preserve">(d) 1:100</w:t>
+      </w:r>
+    </w:p>
+    <w:p>
+      <w:r>
+        <w:t xml:space="preserve">Answer: a</w:t>
+      </w:r>
+    </w:p>
+    <w:p>
+      <w:r>
+        <w:t xml:space="preserve">Solution: ✅ Correct Answer: a</w:t>
+      </w:r>
+    </w:p>
+    <w:p>
+      <w:r>
+        <w:t xml:space="preserve">🧠 Clinical Rationale: A ratio of about 1:3 is recommended for general wards; 1:1 for intensive care, loosening as acuity falls.</w:t>
+      </w:r>
+    </w:p>
+    <w:p>
+      <w:r>
+        <w:t xml:space="preserve">❌ Why Not Other Options?</w:t>
+      </w:r>
+    </w:p>
+    <w:p>
+      <w:r>
+        <w:t xml:space="preserve">(b) — 1:20, (c) 1:50, and (d) 1:100 are unsafe staffing ratios.</w:t>
+      </w:r>
+    </w:p>
+    <w:p>
+      <w:r>
+        <w:t xml:space="preserve">⚠️ Exam Trap: Ratios by acuity — "ICU critical 1:1, ICU stable 1:2, general ward 1:3, psychiatric 1:4-1:6" — the acuity-based numbers are the exam answer.</w:t>
+      </w:r>
+    </w:p>
+    <w:p>
+      <w:r>
+        <w:t xml:space="preserve">💎 PNC Pearl: "One nurse for three ward patients — closer in the ICU, wider only where care is lighter."</w:t>
+      </w:r>
+    </w:p>
+    <w:p>
+      <w:r>
+        <w:t xml:space="preserve">Positive Marks: 1</w:t>
+      </w:r>
+    </w:p>
+    <w:p>
+      <w:r>
+        <w:t xml:space="preserve">Negative Marks: 0.25</w:t>
       </w:r>
     </w:p>
     <w:sectPr>
       <w:pgSz w:w="12240" w:h="15840"/>
-      <w:pgMar w:top="864" w:right="1008" w:bottom="864" w:left="1008" w:header="720" w:footer="720" w:gutter="0"/>
+      <w:pgMar w:top="1440" w:right="1800" w:bottom="1440" w:left="1800" w:header="720" w:footer="720" w:gutter="0"/>
       <w:cols w:space="720"/>
       <w:docGrid w:linePitch="360"/>
     </w:sectPr>
@@ -2535,10 +2055,6 @@
     <w:name w:val="Normal"/>
     <w:qFormat/>
     <w:rsid w:val="00FC693F"/>
-    <w:rPr>
-      <w:rFonts w:ascii="Calibri" w:hAnsi="Calibri"/>
-      <w:sz w:val="22"/>
-    </w:rPr>
   </w:style>
   <w:style w:type="paragraph" w:styleId="Header">
     <w:name w:val="header"/>
